--- a/Mysql_Cleaning_Steps.docx
+++ b/Mysql_Cleaning_Steps.docx
@@ -64,7 +64,21 @@
         <w:rPr>
           <w:lang w:val="en-US"/>
         </w:rPr>
-        <w:t xml:space="preserve"> varchar(15),</w:t>
+        <w:t xml:space="preserve"> </w:t>
+      </w:r>
+      <w:proofErr w:type="gramStart"/>
+      <w:r>
+        <w:rPr>
+          <w:lang w:val="en-US"/>
+        </w:rPr>
+        <w:t>varchar(</w:t>
+      </w:r>
+      <w:proofErr w:type="gramEnd"/>
+      <w:r>
+        <w:rPr>
+          <w:lang w:val="en-US"/>
+        </w:rPr>
+        <w:t>15),</w:t>
       </w:r>
     </w:p>
     <w:p>
@@ -92,49 +106,105 @@
         <w:rPr>
           <w:lang w:val="en-US"/>
         </w:rPr>
-        <w:t xml:space="preserve"> varchar(50),</w:t>
-      </w:r>
-    </w:p>
-    <w:p>
-      <w:pPr>
-        <w:pStyle w:val="ListParagraph"/>
-        <w:rPr>
-          <w:lang w:val="en-US"/>
-        </w:rPr>
-      </w:pPr>
-      <w:r>
-        <w:rPr>
-          <w:lang w:val="en-US"/>
-        </w:rPr>
-        <w:t>modify company varchar(25),</w:t>
-      </w:r>
-    </w:p>
-    <w:p>
-      <w:pPr>
-        <w:pStyle w:val="ListParagraph"/>
-        <w:rPr>
-          <w:lang w:val="en-US"/>
-        </w:rPr>
-      </w:pPr>
-      <w:r>
-        <w:rPr>
-          <w:lang w:val="en-US"/>
-        </w:rPr>
-        <w:t>modify sector varchar(15),</w:t>
-      </w:r>
-    </w:p>
-    <w:p>
-      <w:pPr>
-        <w:pStyle w:val="ListParagraph"/>
-        <w:rPr>
-          <w:lang w:val="en-US"/>
-        </w:rPr>
-      </w:pPr>
-      <w:r>
-        <w:rPr>
-          <w:lang w:val="en-US"/>
-        </w:rPr>
-        <w:t>modify country varchar(50),</w:t>
+        <w:t xml:space="preserve"> </w:t>
+      </w:r>
+      <w:proofErr w:type="gramStart"/>
+      <w:r>
+        <w:rPr>
+          <w:lang w:val="en-US"/>
+        </w:rPr>
+        <w:t>varchar(</w:t>
+      </w:r>
+      <w:proofErr w:type="gramEnd"/>
+      <w:r>
+        <w:rPr>
+          <w:lang w:val="en-US"/>
+        </w:rPr>
+        <w:t>50),</w:t>
+      </w:r>
+    </w:p>
+    <w:p>
+      <w:pPr>
+        <w:pStyle w:val="ListParagraph"/>
+        <w:rPr>
+          <w:lang w:val="en-US"/>
+        </w:rPr>
+      </w:pPr>
+      <w:r>
+        <w:rPr>
+          <w:lang w:val="en-US"/>
+        </w:rPr>
+        <w:t xml:space="preserve">modify company </w:t>
+      </w:r>
+      <w:proofErr w:type="gramStart"/>
+      <w:r>
+        <w:rPr>
+          <w:lang w:val="en-US"/>
+        </w:rPr>
+        <w:t>varchar(</w:t>
+      </w:r>
+      <w:proofErr w:type="gramEnd"/>
+      <w:r>
+        <w:rPr>
+          <w:lang w:val="en-US"/>
+        </w:rPr>
+        <w:t>25),</w:t>
+      </w:r>
+    </w:p>
+    <w:p>
+      <w:pPr>
+        <w:pStyle w:val="ListParagraph"/>
+        <w:rPr>
+          <w:lang w:val="en-US"/>
+        </w:rPr>
+      </w:pPr>
+      <w:r>
+        <w:rPr>
+          <w:lang w:val="en-US"/>
+        </w:rPr>
+        <w:t xml:space="preserve">modify sector </w:t>
+      </w:r>
+      <w:proofErr w:type="gramStart"/>
+      <w:r>
+        <w:rPr>
+          <w:lang w:val="en-US"/>
+        </w:rPr>
+        <w:t>varchar(</w:t>
+      </w:r>
+      <w:proofErr w:type="gramEnd"/>
+      <w:r>
+        <w:rPr>
+          <w:lang w:val="en-US"/>
+        </w:rPr>
+        <w:t>15),</w:t>
+      </w:r>
+    </w:p>
+    <w:p>
+      <w:pPr>
+        <w:pStyle w:val="ListParagraph"/>
+        <w:rPr>
+          <w:lang w:val="en-US"/>
+        </w:rPr>
+      </w:pPr>
+      <w:r>
+        <w:rPr>
+          <w:lang w:val="en-US"/>
+        </w:rPr>
+        <w:t xml:space="preserve">modify country </w:t>
+      </w:r>
+      <w:proofErr w:type="gramStart"/>
+      <w:r>
+        <w:rPr>
+          <w:lang w:val="en-US"/>
+        </w:rPr>
+        <w:t>varchar(</w:t>
+      </w:r>
+      <w:proofErr w:type="gramEnd"/>
+      <w:r>
+        <w:rPr>
+          <w:lang w:val="en-US"/>
+        </w:rPr>
+        <w:t>50),</w:t>
       </w:r>
     </w:p>
     <w:p>
@@ -162,7 +232,21 @@
         <w:rPr>
           <w:lang w:val="en-US"/>
         </w:rPr>
-        <w:t xml:space="preserve"> varchar(15),</w:t>
+        <w:t xml:space="preserve"> </w:t>
+      </w:r>
+      <w:proofErr w:type="gramStart"/>
+      <w:r>
+        <w:rPr>
+          <w:lang w:val="en-US"/>
+        </w:rPr>
+        <w:t>varchar(</w:t>
+      </w:r>
+      <w:proofErr w:type="gramEnd"/>
+      <w:r>
+        <w:rPr>
+          <w:lang w:val="en-US"/>
+        </w:rPr>
+        <w:t>15),</w:t>
       </w:r>
     </w:p>
     <w:p>
@@ -190,7 +274,21 @@
         <w:rPr>
           <w:lang w:val="en-US"/>
         </w:rPr>
-        <w:t xml:space="preserve"> varchar(15),</w:t>
+        <w:t xml:space="preserve"> </w:t>
+      </w:r>
+      <w:proofErr w:type="gramStart"/>
+      <w:r>
+        <w:rPr>
+          <w:lang w:val="en-US"/>
+        </w:rPr>
+        <w:t>varchar(</w:t>
+      </w:r>
+      <w:proofErr w:type="gramEnd"/>
+      <w:r>
+        <w:rPr>
+          <w:lang w:val="en-US"/>
+        </w:rPr>
+        <w:t>15),</w:t>
       </w:r>
     </w:p>
     <w:p>
@@ -218,7 +316,21 @@
         <w:rPr>
           <w:lang w:val="en-US"/>
         </w:rPr>
-        <w:t xml:space="preserve"> decimal(12,2),</w:t>
+        <w:t xml:space="preserve"> </w:t>
+      </w:r>
+      <w:proofErr w:type="gramStart"/>
+      <w:r>
+        <w:rPr>
+          <w:lang w:val="en-US"/>
+        </w:rPr>
+        <w:t>decimal(</w:t>
+      </w:r>
+      <w:proofErr w:type="gramEnd"/>
+      <w:r>
+        <w:rPr>
+          <w:lang w:val="en-US"/>
+        </w:rPr>
+        <w:t>12,2),</w:t>
       </w:r>
     </w:p>
     <w:p>
@@ -274,7 +386,21 @@
         <w:rPr>
           <w:lang w:val="en-US"/>
         </w:rPr>
-        <w:t xml:space="preserve"> varchar(25),</w:t>
+        <w:t xml:space="preserve"> </w:t>
+      </w:r>
+      <w:proofErr w:type="gramStart"/>
+      <w:r>
+        <w:rPr>
+          <w:lang w:val="en-US"/>
+        </w:rPr>
+        <w:t>varchar(</w:t>
+      </w:r>
+      <w:proofErr w:type="gramEnd"/>
+      <w:r>
+        <w:rPr>
+          <w:lang w:val="en-US"/>
+        </w:rPr>
+        <w:t>25),</w:t>
       </w:r>
     </w:p>
     <w:p>
@@ -302,7 +428,21 @@
         <w:rPr>
           <w:lang w:val="en-US"/>
         </w:rPr>
-        <w:t xml:space="preserve"> varchar(25),</w:t>
+        <w:t xml:space="preserve"> </w:t>
+      </w:r>
+      <w:proofErr w:type="gramStart"/>
+      <w:r>
+        <w:rPr>
+          <w:lang w:val="en-US"/>
+        </w:rPr>
+        <w:t>varchar(</w:t>
+      </w:r>
+      <w:proofErr w:type="gramEnd"/>
+      <w:r>
+        <w:rPr>
+          <w:lang w:val="en-US"/>
+        </w:rPr>
+        <w:t>25),</w:t>
       </w:r>
     </w:p>
     <w:p>
@@ -386,7 +526,21 @@
         <w:rPr>
           <w:lang w:val="en-US"/>
         </w:rPr>
-        <w:t xml:space="preserve"> varchar(10),</w:t>
+        <w:t xml:space="preserve"> </w:t>
+      </w:r>
+      <w:proofErr w:type="gramStart"/>
+      <w:r>
+        <w:rPr>
+          <w:lang w:val="en-US"/>
+        </w:rPr>
+        <w:t>varchar(</w:t>
+      </w:r>
+      <w:proofErr w:type="gramEnd"/>
+      <w:r>
+        <w:rPr>
+          <w:lang w:val="en-US"/>
+        </w:rPr>
+        <w:t>10),</w:t>
       </w:r>
     </w:p>
     <w:p>
@@ -442,7 +596,21 @@
         <w:rPr>
           <w:lang w:val="en-US"/>
         </w:rPr>
-        <w:t xml:space="preserve"> varchar(30),</w:t>
+        <w:t xml:space="preserve"> </w:t>
+      </w:r>
+      <w:proofErr w:type="gramStart"/>
+      <w:r>
+        <w:rPr>
+          <w:lang w:val="en-US"/>
+        </w:rPr>
+        <w:t>varchar(</w:t>
+      </w:r>
+      <w:proofErr w:type="gramEnd"/>
+      <w:r>
+        <w:rPr>
+          <w:lang w:val="en-US"/>
+        </w:rPr>
+        <w:t>30),</w:t>
       </w:r>
     </w:p>
     <w:p>
@@ -470,7 +638,21 @@
         <w:rPr>
           <w:lang w:val="en-US"/>
         </w:rPr>
-        <w:t xml:space="preserve"> varchar(15),</w:t>
+        <w:t xml:space="preserve"> </w:t>
+      </w:r>
+      <w:proofErr w:type="gramStart"/>
+      <w:r>
+        <w:rPr>
+          <w:lang w:val="en-US"/>
+        </w:rPr>
+        <w:t>varchar(</w:t>
+      </w:r>
+      <w:proofErr w:type="gramEnd"/>
+      <w:r>
+        <w:rPr>
+          <w:lang w:val="en-US"/>
+        </w:rPr>
+        <w:t>15),</w:t>
       </w:r>
     </w:p>
     <w:p>
@@ -498,7 +680,21 @@
         <w:rPr>
           <w:lang w:val="en-US"/>
         </w:rPr>
-        <w:t xml:space="preserve"> varchar(5),</w:t>
+        <w:t xml:space="preserve"> </w:t>
+      </w:r>
+      <w:proofErr w:type="gramStart"/>
+      <w:r>
+        <w:rPr>
+          <w:lang w:val="en-US"/>
+        </w:rPr>
+        <w:t>varchar(</w:t>
+      </w:r>
+      <w:proofErr w:type="gramEnd"/>
+      <w:r>
+        <w:rPr>
+          <w:lang w:val="en-US"/>
+        </w:rPr>
+        <w:t>5),</w:t>
       </w:r>
     </w:p>
     <w:p>
@@ -526,7 +722,21 @@
         <w:rPr>
           <w:lang w:val="en-US"/>
         </w:rPr>
-        <w:t xml:space="preserve"> varchar(5);</w:t>
+        <w:t xml:space="preserve"> </w:t>
+      </w:r>
+      <w:proofErr w:type="gramStart"/>
+      <w:r>
+        <w:rPr>
+          <w:lang w:val="en-US"/>
+        </w:rPr>
+        <w:t>varchar(</w:t>
+      </w:r>
+      <w:proofErr w:type="gramEnd"/>
+      <w:r>
+        <w:rPr>
+          <w:lang w:val="en-US"/>
+        </w:rPr>
+        <w:t>5);</w:t>
       </w:r>
     </w:p>
     <w:p>
@@ -658,6 +868,7 @@
           <w:lang w:val="en-US"/>
         </w:rPr>
       </w:pPr>
+      <w:proofErr w:type="gramStart"/>
       <w:r>
         <w:rPr>
           <w:lang w:val="en-US"/>
@@ -665,6 +876,7 @@
         <w:t>sum(</w:t>
       </w:r>
       <w:proofErr w:type="spellStart"/>
+      <w:proofErr w:type="gramEnd"/>
       <w:r>
         <w:rPr>
           <w:lang w:val="en-US"/>
@@ -714,6 +926,7 @@
           <w:lang w:val="en-US"/>
         </w:rPr>
       </w:pPr>
+      <w:proofErr w:type="gramStart"/>
       <w:r>
         <w:rPr>
           <w:lang w:val="en-US"/>
@@ -721,6 +934,7 @@
         <w:t>sum(</w:t>
       </w:r>
       <w:proofErr w:type="spellStart"/>
+      <w:proofErr w:type="gramEnd"/>
       <w:r>
         <w:rPr>
           <w:lang w:val="en-US"/>
@@ -770,11 +984,19 @@
           <w:lang w:val="en-US"/>
         </w:rPr>
       </w:pPr>
-      <w:r>
-        <w:rPr>
-          <w:lang w:val="en-US"/>
-        </w:rPr>
-        <w:t xml:space="preserve">sum(company is null or company='') as </w:t>
+      <w:proofErr w:type="gramStart"/>
+      <w:r>
+        <w:rPr>
+          <w:lang w:val="en-US"/>
+        </w:rPr>
+        <w:t>sum(</w:t>
+      </w:r>
+      <w:proofErr w:type="gramEnd"/>
+      <w:r>
+        <w:rPr>
+          <w:lang w:val="en-US"/>
+        </w:rPr>
+        <w:t xml:space="preserve">company is null or company='') as </w:t>
       </w:r>
       <w:proofErr w:type="spellStart"/>
       <w:r>
@@ -798,11 +1020,19 @@
           <w:lang w:val="en-US"/>
         </w:rPr>
       </w:pPr>
-      <w:r>
-        <w:rPr>
-          <w:lang w:val="en-US"/>
-        </w:rPr>
-        <w:t xml:space="preserve">sum(sector is null or sector='') as </w:t>
+      <w:proofErr w:type="gramStart"/>
+      <w:r>
+        <w:rPr>
+          <w:lang w:val="en-US"/>
+        </w:rPr>
+        <w:t>sum(</w:t>
+      </w:r>
+      <w:proofErr w:type="gramEnd"/>
+      <w:r>
+        <w:rPr>
+          <w:lang w:val="en-US"/>
+        </w:rPr>
+        <w:t xml:space="preserve">sector is null or sector='') as </w:t>
       </w:r>
       <w:proofErr w:type="spellStart"/>
       <w:r>
@@ -826,11 +1056,19 @@
           <w:lang w:val="en-US"/>
         </w:rPr>
       </w:pPr>
-      <w:r>
-        <w:rPr>
-          <w:lang w:val="en-US"/>
-        </w:rPr>
-        <w:t xml:space="preserve">sum(location is null or location='') as </w:t>
+      <w:proofErr w:type="gramStart"/>
+      <w:r>
+        <w:rPr>
+          <w:lang w:val="en-US"/>
+        </w:rPr>
+        <w:t>sum(</w:t>
+      </w:r>
+      <w:proofErr w:type="gramEnd"/>
+      <w:r>
+        <w:rPr>
+          <w:lang w:val="en-US"/>
+        </w:rPr>
+        <w:t xml:space="preserve">location is null or location='') as </w:t>
       </w:r>
       <w:proofErr w:type="spellStart"/>
       <w:r>
@@ -854,11 +1092,19 @@
           <w:lang w:val="en-US"/>
         </w:rPr>
       </w:pPr>
-      <w:r>
-        <w:rPr>
-          <w:lang w:val="en-US"/>
-        </w:rPr>
-        <w:t xml:space="preserve">sum(country is null or country='') as </w:t>
+      <w:proofErr w:type="gramStart"/>
+      <w:r>
+        <w:rPr>
+          <w:lang w:val="en-US"/>
+        </w:rPr>
+        <w:t>sum(</w:t>
+      </w:r>
+      <w:proofErr w:type="gramEnd"/>
+      <w:r>
+        <w:rPr>
+          <w:lang w:val="en-US"/>
+        </w:rPr>
+        <w:t xml:space="preserve">country is null or country='') as </w:t>
       </w:r>
       <w:proofErr w:type="spellStart"/>
       <w:r>
@@ -882,6 +1128,7 @@
           <w:lang w:val="en-US"/>
         </w:rPr>
       </w:pPr>
+      <w:proofErr w:type="gramStart"/>
       <w:r>
         <w:rPr>
           <w:lang w:val="en-US"/>
@@ -889,6 +1136,7 @@
         <w:t>sum(</w:t>
       </w:r>
       <w:proofErr w:type="spellStart"/>
+      <w:proofErr w:type="gramEnd"/>
       <w:r>
         <w:rPr>
           <w:lang w:val="en-US"/>
@@ -944,6 +1192,7 @@
           <w:lang w:val="en-US"/>
         </w:rPr>
       </w:pPr>
+      <w:proofErr w:type="gramStart"/>
       <w:r>
         <w:rPr>
           <w:lang w:val="en-US"/>
@@ -951,6 +1200,7 @@
         <w:t>sum(</w:t>
       </w:r>
       <w:proofErr w:type="spellStart"/>
+      <w:proofErr w:type="gramEnd"/>
       <w:r>
         <w:rPr>
           <w:lang w:val="en-US"/>
@@ -1000,6 +1250,7 @@
           <w:lang w:val="en-US"/>
         </w:rPr>
       </w:pPr>
+      <w:proofErr w:type="gramStart"/>
       <w:r>
         <w:rPr>
           <w:lang w:val="en-US"/>
@@ -1007,6 +1258,7 @@
         <w:t>sum(</w:t>
       </w:r>
       <w:proofErr w:type="spellStart"/>
+      <w:proofErr w:type="gramEnd"/>
       <w:r>
         <w:rPr>
           <w:lang w:val="en-US"/>
@@ -1056,6 +1308,7 @@
           <w:lang w:val="en-US"/>
         </w:rPr>
       </w:pPr>
+      <w:proofErr w:type="gramStart"/>
       <w:r>
         <w:rPr>
           <w:lang w:val="en-US"/>
@@ -1063,6 +1316,7 @@
         <w:t>sum(</w:t>
       </w:r>
       <w:proofErr w:type="spellStart"/>
+      <w:proofErr w:type="gramEnd"/>
       <w:r>
         <w:rPr>
           <w:lang w:val="en-US"/>
@@ -1112,6 +1366,7 @@
           <w:lang w:val="en-US"/>
         </w:rPr>
       </w:pPr>
+      <w:proofErr w:type="gramStart"/>
       <w:r>
         <w:rPr>
           <w:lang w:val="en-US"/>
@@ -1120,6 +1375,7 @@
         <w:t>sum(</w:t>
       </w:r>
       <w:proofErr w:type="spellStart"/>
+      <w:proofErr w:type="gramEnd"/>
       <w:r>
         <w:rPr>
           <w:lang w:val="en-US"/>
@@ -1169,6 +1425,7 @@
           <w:lang w:val="en-US"/>
         </w:rPr>
       </w:pPr>
+      <w:proofErr w:type="gramStart"/>
       <w:r>
         <w:rPr>
           <w:lang w:val="en-US"/>
@@ -1176,6 +1433,7 @@
         <w:t>sum(</w:t>
       </w:r>
       <w:proofErr w:type="spellStart"/>
+      <w:proofErr w:type="gramEnd"/>
       <w:r>
         <w:rPr>
           <w:lang w:val="en-US"/>
@@ -1225,6 +1483,7 @@
           <w:lang w:val="en-US"/>
         </w:rPr>
       </w:pPr>
+      <w:proofErr w:type="gramStart"/>
       <w:r>
         <w:rPr>
           <w:lang w:val="en-US"/>
@@ -1232,6 +1491,7 @@
         <w:t>sum(</w:t>
       </w:r>
       <w:proofErr w:type="spellStart"/>
+      <w:proofErr w:type="gramEnd"/>
       <w:r>
         <w:rPr>
           <w:lang w:val="en-US"/>
@@ -1281,6 +1541,7 @@
           <w:lang w:val="en-US"/>
         </w:rPr>
       </w:pPr>
+      <w:proofErr w:type="gramStart"/>
       <w:r>
         <w:rPr>
           <w:lang w:val="en-US"/>
@@ -1288,6 +1549,7 @@
         <w:t>sum(</w:t>
       </w:r>
       <w:proofErr w:type="spellStart"/>
+      <w:proofErr w:type="gramEnd"/>
       <w:r>
         <w:rPr>
           <w:lang w:val="en-US"/>
@@ -1337,6 +1599,7 @@
           <w:lang w:val="en-US"/>
         </w:rPr>
       </w:pPr>
+      <w:proofErr w:type="gramStart"/>
       <w:r>
         <w:rPr>
           <w:lang w:val="en-US"/>
@@ -1344,6 +1607,7 @@
         <w:t>sum(</w:t>
       </w:r>
       <w:proofErr w:type="spellStart"/>
+      <w:proofErr w:type="gramEnd"/>
       <w:r>
         <w:rPr>
           <w:lang w:val="en-US"/>
@@ -1393,6 +1657,7 @@
           <w:lang w:val="en-US"/>
         </w:rPr>
       </w:pPr>
+      <w:proofErr w:type="gramStart"/>
       <w:r>
         <w:rPr>
           <w:lang w:val="en-US"/>
@@ -1400,6 +1665,7 @@
         <w:t>sum(</w:t>
       </w:r>
       <w:proofErr w:type="spellStart"/>
+      <w:proofErr w:type="gramEnd"/>
       <w:r>
         <w:rPr>
           <w:lang w:val="en-US"/>
@@ -1449,6 +1715,7 @@
           <w:lang w:val="en-US"/>
         </w:rPr>
       </w:pPr>
+      <w:proofErr w:type="gramStart"/>
       <w:r>
         <w:rPr>
           <w:lang w:val="en-US"/>
@@ -1456,6 +1723,7 @@
         <w:t>sum(</w:t>
       </w:r>
       <w:proofErr w:type="spellStart"/>
+      <w:proofErr w:type="gramEnd"/>
       <w:r>
         <w:rPr>
           <w:lang w:val="en-US"/>
@@ -1488,9 +1756,17 @@
         <w:rPr>
           <w:lang w:val="en-US"/>
         </w:rPr>
-        <w:t>missing_is_contract,sum</w:t>
-      </w:r>
-      <w:proofErr w:type="spellEnd"/>
+        <w:t>missing_is_</w:t>
+      </w:r>
+      <w:proofErr w:type="gramStart"/>
+      <w:r>
+        <w:rPr>
+          <w:lang w:val="en-US"/>
+        </w:rPr>
+        <w:t>contract,sum</w:t>
+      </w:r>
+      <w:proofErr w:type="spellEnd"/>
+      <w:proofErr w:type="gramEnd"/>
       <w:r>
         <w:rPr>
           <w:lang w:val="en-US"/>
@@ -1875,7 +2151,21 @@
         <w:rPr>
           <w:lang w:val="en-US"/>
         </w:rPr>
-        <w:t xml:space="preserve">    COUNT(*) AS </w:t>
+        <w:t xml:space="preserve">    </w:t>
+      </w:r>
+      <w:proofErr w:type="gramStart"/>
+      <w:r>
+        <w:rPr>
+          <w:lang w:val="en-US"/>
+        </w:rPr>
+        <w:t>COUNT(</w:t>
+      </w:r>
+      <w:proofErr w:type="gramEnd"/>
+      <w:r>
+        <w:rPr>
+          <w:lang w:val="en-US"/>
+        </w:rPr>
+        <w:t xml:space="preserve">*) AS </w:t>
       </w:r>
       <w:proofErr w:type="spellStart"/>
       <w:r>
@@ -2200,7 +2490,21 @@
         <w:rPr>
           <w:lang w:val="en-US"/>
         </w:rPr>
-        <w:t>HAVING COUNT(*) &gt; 1;</w:t>
+        <w:t xml:space="preserve">HAVING </w:t>
+      </w:r>
+      <w:proofErr w:type="gramStart"/>
+      <w:r>
+        <w:rPr>
+          <w:lang w:val="en-US"/>
+        </w:rPr>
+        <w:t>COUNT(</w:t>
+      </w:r>
+      <w:proofErr w:type="gramEnd"/>
+      <w:r>
+        <w:rPr>
+          <w:lang w:val="en-US"/>
+        </w:rPr>
+        <w:t>*) &gt; 1;</w:t>
       </w:r>
     </w:p>
     <w:p>
@@ -2226,7 +2530,37 @@
         <w:rPr>
           <w:lang w:val="en-US"/>
         </w:rPr>
-        <w:t>TX,NY CHANGE</w:t>
+        <w:t>Tech change in sector</w:t>
+      </w:r>
+    </w:p>
+    <w:p>
+      <w:pPr>
+        <w:pStyle w:val="ListParagraph"/>
+        <w:rPr>
+          <w:lang w:val="en-US"/>
+        </w:rPr>
+      </w:pPr>
+    </w:p>
+    <w:p>
+      <w:pPr>
+        <w:pStyle w:val="ListParagraph"/>
+        <w:rPr>
+          <w:lang w:val="en-US"/>
+        </w:rPr>
+      </w:pPr>
+      <w:proofErr w:type="gramStart"/>
+      <w:r>
+        <w:rPr>
+          <w:lang w:val="en-US"/>
+        </w:rPr>
+        <w:t>TX,NY</w:t>
+      </w:r>
+      <w:proofErr w:type="gramEnd"/>
+      <w:r>
+        <w:rPr>
+          <w:lang w:val="en-US"/>
+        </w:rPr>
+        <w:t xml:space="preserve"> CHANGE</w:t>
       </w:r>
     </w:p>
     <w:p>
@@ -2496,6 +2830,14 @@
         </w:rPr>
         <w:t>order by country;</w:t>
       </w:r>
+    </w:p>
+    <w:p>
+      <w:pPr>
+        <w:pStyle w:val="ListParagraph"/>
+        <w:rPr>
+          <w:lang w:val="en-US"/>
+        </w:rPr>
+      </w:pPr>
     </w:p>
     <w:p>
       <w:pPr>
@@ -2745,6 +3087,7 @@
         <w:rPr>
           <w:lang w:val="en-US"/>
         </w:rPr>
+        <w:lastRenderedPageBreak/>
         <w:t xml:space="preserve">Modifying salary from int to decimal </w:t>
       </w:r>
     </w:p>
@@ -2787,7 +3130,21 @@
         <w:rPr>
           <w:lang w:val="en-US"/>
         </w:rPr>
-        <w:t xml:space="preserve"> decimal(12,2);</w:t>
+        <w:t xml:space="preserve"> </w:t>
+      </w:r>
+      <w:proofErr w:type="gramStart"/>
+      <w:r>
+        <w:rPr>
+          <w:lang w:val="en-US"/>
+        </w:rPr>
+        <w:t>decimal(</w:t>
+      </w:r>
+      <w:proofErr w:type="gramEnd"/>
+      <w:r>
+        <w:rPr>
+          <w:lang w:val="en-US"/>
+        </w:rPr>
+        <w:t>12,2);</w:t>
       </w:r>
     </w:p>
     <w:p>
@@ -2877,7 +3234,21 @@
         <w:rPr>
           <w:lang w:val="en-US"/>
         </w:rPr>
-        <w:t xml:space="preserve"> varchar(10);</w:t>
+        <w:t xml:space="preserve"> </w:t>
+      </w:r>
+      <w:proofErr w:type="gramStart"/>
+      <w:r>
+        <w:rPr>
+          <w:lang w:val="en-US"/>
+        </w:rPr>
+        <w:t>varchar(</w:t>
+      </w:r>
+      <w:proofErr w:type="gramEnd"/>
+      <w:r>
+        <w:rPr>
+          <w:lang w:val="en-US"/>
+        </w:rPr>
+        <w:t>10);</w:t>
       </w:r>
     </w:p>
     <w:p>
@@ -3538,7 +3909,6 @@
         <w:rPr>
           <w:lang w:val="en-US"/>
         </w:rPr>
-        <w:lastRenderedPageBreak/>
         <w:t>SET SQL_SAFE_UPDATES = 0;</w:t>
       </w:r>
     </w:p>
@@ -3687,7 +4057,21 @@
         <w:rPr>
           <w:lang w:val="en-US"/>
         </w:rPr>
-        <w:t xml:space="preserve"> varchar(25);</w:t>
+        <w:t xml:space="preserve"> </w:t>
+      </w:r>
+      <w:proofErr w:type="gramStart"/>
+      <w:r>
+        <w:rPr>
+          <w:lang w:val="en-US"/>
+        </w:rPr>
+        <w:t>varchar(</w:t>
+      </w:r>
+      <w:proofErr w:type="gramEnd"/>
+      <w:r>
+        <w:rPr>
+          <w:lang w:val="en-US"/>
+        </w:rPr>
+        <w:t>25);</w:t>
       </w:r>
     </w:p>
     <w:p>
@@ -4551,6 +4935,7 @@
   <w:style w:type="character" w:default="1" w:styleId="DefaultParagraphFont">
     <w:name w:val="Default Paragraph Font"/>
     <w:uiPriority w:val="1"/>
+    <w:semiHidden/>
     <w:unhideWhenUsed/>
   </w:style>
   <w:style w:type="table" w:default="1" w:styleId="TableNormal">

--- a/Mysql_Cleaning_Steps.docx
+++ b/Mysql_Cleaning_Steps.docx
@@ -58,976 +58,270 @@
         </w:rPr>
         <w:t>MySQL</w:t>
       </w:r>
-      <w:r>
-        <w:rPr>
-          <w:sz w:val="32"/>
-          <w:szCs w:val="32"/>
+    </w:p>
+    <w:p>
+      <w:pPr>
+        <w:pStyle w:val="ListParagraph"/>
+        <w:rPr>
+          <w:lang w:val="en-US"/>
+        </w:rPr>
+      </w:pPr>
+      <w:r>
+        <w:rPr>
+          <w:lang w:val="en-US"/>
+        </w:rPr>
+        <w:t xml:space="preserve">select </w:t>
+      </w:r>
+    </w:p>
+    <w:p>
+      <w:pPr>
+        <w:pStyle w:val="ListParagraph"/>
+        <w:rPr>
+          <w:lang w:val="en-US"/>
+        </w:rPr>
+      </w:pPr>
+      <w:r>
+        <w:rPr>
+          <w:lang w:val="en-US"/>
+        </w:rPr>
+        <w:t>sum(job_id is null or job_id='') as missing_job_id,</w:t>
+      </w:r>
+    </w:p>
+    <w:p>
+      <w:pPr>
+        <w:pStyle w:val="ListParagraph"/>
+        <w:rPr>
+          <w:lang w:val="en-US"/>
+        </w:rPr>
+      </w:pPr>
+      <w:r>
+        <w:rPr>
+          <w:lang w:val="en-US"/>
+        </w:rPr>
+        <w:t>sum(job_title is null or job_title='') as missing_job_tittle,</w:t>
+      </w:r>
+    </w:p>
+    <w:p>
+      <w:pPr>
+        <w:pStyle w:val="ListParagraph"/>
+        <w:rPr>
+          <w:lang w:val="en-US"/>
+        </w:rPr>
+      </w:pPr>
+      <w:r>
+        <w:rPr>
+          <w:lang w:val="en-US"/>
+        </w:rPr>
+        <w:t>sum(company is null or company='') as missing_company,</w:t>
+      </w:r>
+    </w:p>
+    <w:p>
+      <w:pPr>
+        <w:pStyle w:val="ListParagraph"/>
+        <w:rPr>
+          <w:lang w:val="en-US"/>
+        </w:rPr>
+      </w:pPr>
+      <w:r>
+        <w:rPr>
+          <w:lang w:val="en-US"/>
+        </w:rPr>
+        <w:t>sum(sector is null or sector='') as missing_sector,</w:t>
+      </w:r>
+    </w:p>
+    <w:p>
+      <w:pPr>
+        <w:pStyle w:val="ListParagraph"/>
+        <w:rPr>
+          <w:lang w:val="en-US"/>
+        </w:rPr>
+      </w:pPr>
+      <w:r>
+        <w:rPr>
+          <w:lang w:val="en-US"/>
+        </w:rPr>
+        <w:t>sum(location is null or location='') as missing_location,</w:t>
+      </w:r>
+    </w:p>
+    <w:p>
+      <w:pPr>
+        <w:pStyle w:val="ListParagraph"/>
+        <w:rPr>
+          <w:lang w:val="en-US"/>
+        </w:rPr>
+      </w:pPr>
+      <w:r>
+        <w:rPr>
+          <w:lang w:val="en-US"/>
+        </w:rPr>
+        <w:t>sum(country is null or country='') as missing_country,</w:t>
+      </w:r>
+    </w:p>
+    <w:p>
+      <w:pPr>
+        <w:pStyle w:val="ListParagraph"/>
+        <w:rPr>
+          <w:lang w:val="en-US"/>
+        </w:rPr>
+      </w:pPr>
+      <w:r>
+        <w:rPr>
+          <w:lang w:val="en-US"/>
+        </w:rPr>
+        <w:t>sum(remote_type</w:t>
+      </w:r>
+      <w:r>
+        <w:rPr>
           <w:lang w:val="en-US"/>
         </w:rPr>
         <w:t xml:space="preserve"> </w:t>
       </w:r>
-    </w:p>
-    <w:p>
-      <w:pPr>
-        <w:pStyle w:val="ListParagraph"/>
-        <w:rPr>
-          <w:lang w:val="en-US"/>
-        </w:rPr>
-      </w:pPr>
-      <w:r>
-        <w:rPr>
-          <w:lang w:val="en-US"/>
-        </w:rPr>
-        <w:t xml:space="preserve">select </w:t>
-      </w:r>
-    </w:p>
-    <w:p>
-      <w:pPr>
-        <w:pStyle w:val="ListParagraph"/>
-        <w:rPr>
-          <w:lang w:val="en-US"/>
-        </w:rPr>
-      </w:pPr>
-      <w:proofErr w:type="gramStart"/>
-      <w:r>
-        <w:rPr>
-          <w:lang w:val="en-US"/>
-        </w:rPr>
-        <w:t>sum(</w:t>
-      </w:r>
-      <w:proofErr w:type="spellStart"/>
-      <w:proofErr w:type="gramEnd"/>
-      <w:r>
-        <w:rPr>
-          <w:lang w:val="en-US"/>
-        </w:rPr>
-        <w:t>job_id</w:t>
-      </w:r>
-      <w:proofErr w:type="spellEnd"/>
-      <w:r>
-        <w:rPr>
-          <w:lang w:val="en-US"/>
-        </w:rPr>
-        <w:t xml:space="preserve"> is null or </w:t>
-      </w:r>
-      <w:proofErr w:type="spellStart"/>
-      <w:r>
-        <w:rPr>
-          <w:lang w:val="en-US"/>
-        </w:rPr>
-        <w:t>job_id</w:t>
-      </w:r>
-      <w:proofErr w:type="spellEnd"/>
-      <w:r>
-        <w:rPr>
-          <w:lang w:val="en-US"/>
-        </w:rPr>
-        <w:t xml:space="preserve">='') as </w:t>
-      </w:r>
-      <w:proofErr w:type="spellStart"/>
-      <w:r>
-        <w:rPr>
-          <w:lang w:val="en-US"/>
-        </w:rPr>
-        <w:t>missing_job_id</w:t>
-      </w:r>
-      <w:proofErr w:type="spellEnd"/>
-      <w:r>
-        <w:rPr>
-          <w:lang w:val="en-US"/>
-        </w:rPr>
-        <w:t>,</w:t>
-      </w:r>
-    </w:p>
-    <w:p>
-      <w:pPr>
-        <w:pStyle w:val="ListParagraph"/>
-        <w:rPr>
-          <w:lang w:val="en-US"/>
-        </w:rPr>
-      </w:pPr>
-      <w:proofErr w:type="gramStart"/>
-      <w:r>
-        <w:rPr>
-          <w:lang w:val="en-US"/>
-        </w:rPr>
-        <w:t>sum(</w:t>
-      </w:r>
-      <w:proofErr w:type="spellStart"/>
-      <w:proofErr w:type="gramEnd"/>
-      <w:r>
-        <w:rPr>
-          <w:lang w:val="en-US"/>
-        </w:rPr>
-        <w:t>job_title</w:t>
-      </w:r>
-      <w:proofErr w:type="spellEnd"/>
-      <w:r>
-        <w:rPr>
-          <w:lang w:val="en-US"/>
-        </w:rPr>
-        <w:t xml:space="preserve"> is null or </w:t>
-      </w:r>
-      <w:proofErr w:type="spellStart"/>
-      <w:r>
-        <w:rPr>
-          <w:lang w:val="en-US"/>
-        </w:rPr>
-        <w:t>job_title</w:t>
-      </w:r>
-      <w:proofErr w:type="spellEnd"/>
-      <w:r>
-        <w:rPr>
-          <w:lang w:val="en-US"/>
-        </w:rPr>
-        <w:t xml:space="preserve">='') as </w:t>
-      </w:r>
-      <w:proofErr w:type="spellStart"/>
-      <w:r>
-        <w:rPr>
-          <w:lang w:val="en-US"/>
-        </w:rPr>
-        <w:t>missing_job_tittle</w:t>
-      </w:r>
-      <w:proofErr w:type="spellEnd"/>
-      <w:r>
-        <w:rPr>
-          <w:lang w:val="en-US"/>
-        </w:rPr>
-        <w:t>,</w:t>
-      </w:r>
-    </w:p>
-    <w:p>
-      <w:pPr>
-        <w:pStyle w:val="ListParagraph"/>
-        <w:rPr>
-          <w:lang w:val="en-US"/>
-        </w:rPr>
-      </w:pPr>
-      <w:proofErr w:type="gramStart"/>
-      <w:r>
-        <w:rPr>
-          <w:lang w:val="en-US"/>
-        </w:rPr>
-        <w:t>sum(</w:t>
-      </w:r>
-      <w:proofErr w:type="gramEnd"/>
-      <w:r>
-        <w:rPr>
-          <w:lang w:val="en-US"/>
-        </w:rPr>
-        <w:t xml:space="preserve">company is null or company='') as </w:t>
-      </w:r>
-      <w:proofErr w:type="spellStart"/>
-      <w:r>
-        <w:rPr>
-          <w:lang w:val="en-US"/>
-        </w:rPr>
-        <w:t>missing_company</w:t>
-      </w:r>
-      <w:proofErr w:type="spellEnd"/>
-      <w:r>
-        <w:rPr>
-          <w:lang w:val="en-US"/>
-        </w:rPr>
-        <w:t>,</w:t>
-      </w:r>
-    </w:p>
-    <w:p>
-      <w:pPr>
-        <w:pStyle w:val="ListParagraph"/>
-        <w:rPr>
-          <w:lang w:val="en-US"/>
-        </w:rPr>
-      </w:pPr>
-      <w:proofErr w:type="gramStart"/>
-      <w:r>
-        <w:rPr>
-          <w:lang w:val="en-US"/>
-        </w:rPr>
-        <w:t>sum(</w:t>
-      </w:r>
-      <w:proofErr w:type="gramEnd"/>
-      <w:r>
-        <w:rPr>
-          <w:lang w:val="en-US"/>
-        </w:rPr>
-        <w:t xml:space="preserve">sector is null or sector='') as </w:t>
-      </w:r>
-      <w:proofErr w:type="spellStart"/>
-      <w:r>
-        <w:rPr>
-          <w:lang w:val="en-US"/>
-        </w:rPr>
-        <w:t>missing_sector</w:t>
-      </w:r>
-      <w:proofErr w:type="spellEnd"/>
-      <w:r>
-        <w:rPr>
-          <w:lang w:val="en-US"/>
-        </w:rPr>
-        <w:t>,</w:t>
-      </w:r>
-    </w:p>
-    <w:p>
-      <w:pPr>
-        <w:pStyle w:val="ListParagraph"/>
-        <w:rPr>
-          <w:lang w:val="en-US"/>
-        </w:rPr>
-      </w:pPr>
-      <w:proofErr w:type="gramStart"/>
-      <w:r>
-        <w:rPr>
-          <w:lang w:val="en-US"/>
-        </w:rPr>
-        <w:t>sum(</w:t>
-      </w:r>
-      <w:proofErr w:type="gramEnd"/>
-      <w:r>
-        <w:rPr>
-          <w:lang w:val="en-US"/>
-        </w:rPr>
-        <w:t xml:space="preserve">location is null or location='') as </w:t>
-      </w:r>
-      <w:proofErr w:type="spellStart"/>
-      <w:r>
-        <w:rPr>
-          <w:lang w:val="en-US"/>
-        </w:rPr>
-        <w:t>missing_location</w:t>
-      </w:r>
-      <w:proofErr w:type="spellEnd"/>
-      <w:r>
-        <w:rPr>
-          <w:lang w:val="en-US"/>
-        </w:rPr>
-        <w:t>,</w:t>
-      </w:r>
-    </w:p>
-    <w:p>
-      <w:pPr>
-        <w:pStyle w:val="ListParagraph"/>
-        <w:rPr>
-          <w:lang w:val="en-US"/>
-        </w:rPr>
-      </w:pPr>
-      <w:proofErr w:type="gramStart"/>
-      <w:r>
-        <w:rPr>
-          <w:lang w:val="en-US"/>
-        </w:rPr>
-        <w:t>sum(</w:t>
-      </w:r>
-      <w:proofErr w:type="gramEnd"/>
-      <w:r>
-        <w:rPr>
-          <w:lang w:val="en-US"/>
-        </w:rPr>
-        <w:t xml:space="preserve">country is null or country='') as </w:t>
-      </w:r>
-      <w:proofErr w:type="spellStart"/>
-      <w:r>
-        <w:rPr>
-          <w:lang w:val="en-US"/>
-        </w:rPr>
-        <w:t>missing_country</w:t>
-      </w:r>
-      <w:proofErr w:type="spellEnd"/>
-      <w:r>
-        <w:rPr>
-          <w:lang w:val="en-US"/>
-        </w:rPr>
-        <w:t>,</w:t>
-      </w:r>
-    </w:p>
-    <w:p>
-      <w:pPr>
-        <w:pStyle w:val="ListParagraph"/>
-        <w:rPr>
-          <w:lang w:val="en-US"/>
-        </w:rPr>
-      </w:pPr>
-      <w:proofErr w:type="gramStart"/>
-      <w:r>
-        <w:rPr>
-          <w:lang w:val="en-US"/>
-        </w:rPr>
-        <w:t>sum(</w:t>
-      </w:r>
-      <w:proofErr w:type="spellStart"/>
-      <w:proofErr w:type="gramEnd"/>
-      <w:r>
-        <w:rPr>
-          <w:lang w:val="en-US"/>
-        </w:rPr>
-        <w:t>remote_type</w:t>
-      </w:r>
-      <w:proofErr w:type="spellEnd"/>
-      <w:r>
-        <w:rPr>
-          <w:lang w:val="en-US"/>
-        </w:rPr>
-        <w:t xml:space="preserve"> </w:t>
-      </w:r>
-      <w:r>
-        <w:rPr>
-          <w:lang w:val="en-US"/>
-        </w:rPr>
-        <w:t xml:space="preserve">is null or </w:t>
-      </w:r>
-      <w:proofErr w:type="spellStart"/>
-      <w:r>
-        <w:rPr>
-          <w:lang w:val="en-US"/>
-        </w:rPr>
-        <w:t>remote_type</w:t>
-      </w:r>
-      <w:proofErr w:type="spellEnd"/>
-      <w:r>
-        <w:rPr>
-          <w:lang w:val="en-US"/>
-        </w:rPr>
-        <w:t xml:space="preserve">='') as </w:t>
-      </w:r>
-      <w:proofErr w:type="spellStart"/>
-      <w:r>
-        <w:rPr>
-          <w:lang w:val="en-US"/>
-        </w:rPr>
-        <w:t>missing_remote_type</w:t>
-      </w:r>
-      <w:proofErr w:type="spellEnd"/>
-      <w:r>
-        <w:rPr>
-          <w:lang w:val="en-US"/>
-        </w:rPr>
-        <w:t>,</w:t>
-      </w:r>
-    </w:p>
-    <w:p>
-      <w:pPr>
-        <w:pStyle w:val="ListParagraph"/>
-        <w:rPr>
-          <w:lang w:val="en-US"/>
-        </w:rPr>
-      </w:pPr>
-      <w:proofErr w:type="gramStart"/>
-      <w:r>
-        <w:rPr>
-          <w:lang w:val="en-US"/>
-        </w:rPr>
-        <w:t>sum(</w:t>
-      </w:r>
-      <w:proofErr w:type="spellStart"/>
-      <w:proofErr w:type="gramEnd"/>
-      <w:r>
-        <w:rPr>
-          <w:lang w:val="en-US"/>
-        </w:rPr>
-        <w:t>experience_level</w:t>
-      </w:r>
-      <w:proofErr w:type="spellEnd"/>
-      <w:r>
-        <w:rPr>
-          <w:lang w:val="en-US"/>
-        </w:rPr>
-        <w:t xml:space="preserve"> is null or </w:t>
-      </w:r>
-      <w:proofErr w:type="spellStart"/>
-      <w:r>
-        <w:rPr>
-          <w:lang w:val="en-US"/>
-        </w:rPr>
-        <w:t>experience_level</w:t>
-      </w:r>
-      <w:proofErr w:type="spellEnd"/>
-      <w:r>
-        <w:rPr>
-          <w:lang w:val="en-US"/>
-        </w:rPr>
-        <w:t xml:space="preserve"> ='') as </w:t>
-      </w:r>
-      <w:proofErr w:type="spellStart"/>
-      <w:r>
-        <w:rPr>
-          <w:lang w:val="en-US"/>
-        </w:rPr>
-        <w:t>missing_experience_level</w:t>
-      </w:r>
-      <w:proofErr w:type="spellEnd"/>
-      <w:r>
-        <w:rPr>
-          <w:lang w:val="en-US"/>
-        </w:rPr>
-        <w:t>,</w:t>
-      </w:r>
-    </w:p>
-    <w:p>
-      <w:pPr>
-        <w:pStyle w:val="ListParagraph"/>
-        <w:rPr>
-          <w:lang w:val="en-US"/>
-        </w:rPr>
-      </w:pPr>
-      <w:proofErr w:type="gramStart"/>
-      <w:r>
-        <w:rPr>
-          <w:lang w:val="en-US"/>
-        </w:rPr>
-        <w:t>sum(</w:t>
-      </w:r>
-      <w:proofErr w:type="spellStart"/>
-      <w:proofErr w:type="gramEnd"/>
-      <w:r>
-        <w:rPr>
-          <w:lang w:val="en-US"/>
-        </w:rPr>
-        <w:t>salary_usd_annual</w:t>
-      </w:r>
-      <w:proofErr w:type="spellEnd"/>
-      <w:r>
-        <w:rPr>
-          <w:lang w:val="en-US"/>
-        </w:rPr>
-        <w:t xml:space="preserve"> is null or </w:t>
-      </w:r>
-      <w:proofErr w:type="spellStart"/>
-      <w:r>
-        <w:rPr>
-          <w:lang w:val="en-US"/>
-        </w:rPr>
-        <w:t>salary_usd_annual</w:t>
-      </w:r>
-      <w:proofErr w:type="spellEnd"/>
-      <w:r>
-        <w:rPr>
-          <w:lang w:val="en-US"/>
-        </w:rPr>
-        <w:t xml:space="preserve"> ='') as </w:t>
-      </w:r>
-      <w:proofErr w:type="spellStart"/>
-      <w:r>
-        <w:rPr>
-          <w:lang w:val="en-US"/>
-        </w:rPr>
-        <w:t>missing_salary_usd_annual</w:t>
-      </w:r>
-      <w:proofErr w:type="spellEnd"/>
-      <w:r>
-        <w:rPr>
-          <w:lang w:val="en-US"/>
-        </w:rPr>
-        <w:t>,</w:t>
-      </w:r>
-    </w:p>
-    <w:p>
-      <w:pPr>
-        <w:pStyle w:val="ListParagraph"/>
-        <w:rPr>
-          <w:lang w:val="en-US"/>
-        </w:rPr>
-      </w:pPr>
-      <w:proofErr w:type="gramStart"/>
-      <w:r>
-        <w:rPr>
-          <w:lang w:val="en-US"/>
-        </w:rPr>
-        <w:t>sum(</w:t>
-      </w:r>
-      <w:proofErr w:type="spellStart"/>
-      <w:proofErr w:type="gramEnd"/>
-      <w:r>
-        <w:rPr>
-          <w:lang w:val="en-US"/>
-        </w:rPr>
-        <w:t>required_skills</w:t>
-      </w:r>
-      <w:proofErr w:type="spellEnd"/>
-      <w:r>
-        <w:rPr>
-          <w:lang w:val="en-US"/>
-        </w:rPr>
-        <w:t xml:space="preserve"> is null or </w:t>
-      </w:r>
-      <w:proofErr w:type="spellStart"/>
-      <w:r>
-        <w:rPr>
-          <w:lang w:val="en-US"/>
-        </w:rPr>
-        <w:t>required_skills</w:t>
-      </w:r>
-      <w:proofErr w:type="spellEnd"/>
-      <w:r>
-        <w:rPr>
-          <w:lang w:val="en-US"/>
-        </w:rPr>
-        <w:t xml:space="preserve">='') as </w:t>
-      </w:r>
-      <w:proofErr w:type="spellStart"/>
-      <w:r>
-        <w:rPr>
-          <w:lang w:val="en-US"/>
-        </w:rPr>
-        <w:t>missing_required_skills</w:t>
-      </w:r>
-      <w:proofErr w:type="spellEnd"/>
-      <w:r>
-        <w:rPr>
-          <w:lang w:val="en-US"/>
-        </w:rPr>
-        <w:t>,</w:t>
-      </w:r>
-    </w:p>
-    <w:p>
-      <w:pPr>
-        <w:pStyle w:val="ListParagraph"/>
-        <w:rPr>
-          <w:lang w:val="en-US"/>
-        </w:rPr>
-      </w:pPr>
-      <w:proofErr w:type="gramStart"/>
-      <w:r>
-        <w:rPr>
-          <w:lang w:val="en-US"/>
-        </w:rPr>
-        <w:t>sum(</w:t>
-      </w:r>
-      <w:proofErr w:type="spellStart"/>
-      <w:proofErr w:type="gramEnd"/>
-      <w:r>
-        <w:rPr>
-          <w:lang w:val="en-US"/>
-        </w:rPr>
-        <w:t>primary_llm_mentioned</w:t>
-      </w:r>
-      <w:proofErr w:type="spellEnd"/>
-      <w:r>
-        <w:rPr>
-          <w:lang w:val="en-US"/>
-        </w:rPr>
-        <w:t xml:space="preserve"> is null or </w:t>
-      </w:r>
-      <w:proofErr w:type="spellStart"/>
-      <w:r>
-        <w:rPr>
-          <w:lang w:val="en-US"/>
-        </w:rPr>
-        <w:t>primary_llm_mentioned</w:t>
-      </w:r>
-      <w:proofErr w:type="spellEnd"/>
-      <w:r>
-        <w:rPr>
-          <w:lang w:val="en-US"/>
-        </w:rPr>
-        <w:t xml:space="preserve"> = '') as </w:t>
-      </w:r>
-      <w:proofErr w:type="spellStart"/>
-      <w:r>
-        <w:rPr>
-          <w:lang w:val="en-US"/>
-        </w:rPr>
-        <w:t>missing_primary_llm_mentioned</w:t>
-      </w:r>
-      <w:proofErr w:type="spellEnd"/>
-      <w:r>
-        <w:rPr>
-          <w:lang w:val="en-US"/>
-        </w:rPr>
-        <w:t>,</w:t>
-      </w:r>
-    </w:p>
-    <w:p>
-      <w:pPr>
-        <w:pStyle w:val="ListParagraph"/>
-        <w:rPr>
-          <w:lang w:val="en-US"/>
-        </w:rPr>
-      </w:pPr>
-      <w:proofErr w:type="gramStart"/>
-      <w:r>
-        <w:rPr>
-          <w:lang w:val="en-US"/>
-        </w:rPr>
-        <w:t>sum(</w:t>
-      </w:r>
-      <w:proofErr w:type="spellStart"/>
-      <w:proofErr w:type="gramEnd"/>
-      <w:r>
-        <w:rPr>
-          <w:lang w:val="en-US"/>
-        </w:rPr>
-        <w:t>education_required</w:t>
-      </w:r>
-      <w:proofErr w:type="spellEnd"/>
-      <w:r>
-        <w:rPr>
-          <w:lang w:val="en-US"/>
-        </w:rPr>
-        <w:t xml:space="preserve"> is null or </w:t>
-      </w:r>
-      <w:proofErr w:type="spellStart"/>
-      <w:r>
-        <w:rPr>
-          <w:lang w:val="en-US"/>
-        </w:rPr>
-        <w:t>education_required</w:t>
-      </w:r>
-      <w:proofErr w:type="spellEnd"/>
-      <w:r>
-        <w:rPr>
-          <w:lang w:val="en-US"/>
-        </w:rPr>
-        <w:t xml:space="preserve">='') as </w:t>
-      </w:r>
-      <w:proofErr w:type="spellStart"/>
-      <w:r>
-        <w:rPr>
-          <w:lang w:val="en-US"/>
-        </w:rPr>
-        <w:t>missing_education_required</w:t>
-      </w:r>
-      <w:proofErr w:type="spellEnd"/>
-      <w:r>
-        <w:rPr>
-          <w:lang w:val="en-US"/>
-        </w:rPr>
-        <w:t>,</w:t>
-      </w:r>
-    </w:p>
-    <w:p>
-      <w:pPr>
-        <w:pStyle w:val="ListParagraph"/>
-        <w:rPr>
-          <w:lang w:val="en-US"/>
-        </w:rPr>
-      </w:pPr>
-      <w:proofErr w:type="gramStart"/>
-      <w:r>
-        <w:rPr>
-          <w:lang w:val="en-US"/>
-        </w:rPr>
-        <w:t>sum(</w:t>
-      </w:r>
-      <w:proofErr w:type="spellStart"/>
-      <w:proofErr w:type="gramEnd"/>
-      <w:r>
-        <w:rPr>
-          <w:lang w:val="en-US"/>
-        </w:rPr>
-        <w:t>applies_count</w:t>
-      </w:r>
-      <w:proofErr w:type="spellEnd"/>
-      <w:r>
-        <w:rPr>
-          <w:lang w:val="en-US"/>
-        </w:rPr>
-        <w:t xml:space="preserve"> is null or </w:t>
-      </w:r>
-      <w:proofErr w:type="spellStart"/>
-      <w:r>
-        <w:rPr>
-          <w:lang w:val="en-US"/>
-        </w:rPr>
-        <w:t>applies_count</w:t>
-      </w:r>
-      <w:proofErr w:type="spellEnd"/>
-      <w:r>
-        <w:rPr>
-          <w:lang w:val="en-US"/>
-        </w:rPr>
-        <w:t xml:space="preserve">='') as </w:t>
-      </w:r>
-      <w:proofErr w:type="spellStart"/>
-      <w:r>
-        <w:rPr>
-          <w:lang w:val="en-US"/>
-        </w:rPr>
-        <w:t>missing_applies_count</w:t>
-      </w:r>
-      <w:proofErr w:type="spellEnd"/>
-      <w:r>
-        <w:rPr>
-          <w:lang w:val="en-US"/>
-        </w:rPr>
-        <w:t>,</w:t>
-      </w:r>
-    </w:p>
-    <w:p>
-      <w:pPr>
-        <w:pStyle w:val="ListParagraph"/>
-        <w:rPr>
-          <w:lang w:val="en-US"/>
-        </w:rPr>
-      </w:pPr>
-      <w:proofErr w:type="gramStart"/>
-      <w:r>
-        <w:rPr>
-          <w:lang w:val="en-US"/>
-        </w:rPr>
-        <w:t>sum(</w:t>
-      </w:r>
-      <w:proofErr w:type="spellStart"/>
-      <w:proofErr w:type="gramEnd"/>
-      <w:r>
-        <w:rPr>
-          <w:lang w:val="en-US"/>
-        </w:rPr>
-        <w:t>visa_sponsorship</w:t>
-      </w:r>
-      <w:proofErr w:type="spellEnd"/>
-      <w:r>
-        <w:rPr>
-          <w:lang w:val="en-US"/>
-        </w:rPr>
-        <w:t xml:space="preserve"> is null or </w:t>
-      </w:r>
-      <w:proofErr w:type="spellStart"/>
-      <w:r>
-        <w:rPr>
-          <w:lang w:val="en-US"/>
-        </w:rPr>
-        <w:t>visa_sponsorship</w:t>
-      </w:r>
-      <w:proofErr w:type="spellEnd"/>
-      <w:r>
-        <w:rPr>
-          <w:lang w:val="en-US"/>
-        </w:rPr>
-        <w:t xml:space="preserve">='') as </w:t>
-      </w:r>
-      <w:proofErr w:type="spellStart"/>
-      <w:r>
-        <w:rPr>
-          <w:lang w:val="en-US"/>
-        </w:rPr>
-        <w:t>missing_visa_sponsorship</w:t>
-      </w:r>
-      <w:proofErr w:type="spellEnd"/>
-      <w:r>
-        <w:rPr>
-          <w:lang w:val="en-US"/>
-        </w:rPr>
-        <w:t>,</w:t>
-      </w:r>
-    </w:p>
-    <w:p>
-      <w:pPr>
-        <w:pStyle w:val="ListParagraph"/>
-        <w:rPr>
-          <w:lang w:val="en-US"/>
-        </w:rPr>
-      </w:pPr>
-      <w:proofErr w:type="gramStart"/>
-      <w:r>
-        <w:rPr>
-          <w:lang w:val="en-US"/>
-        </w:rPr>
-        <w:t>sum(</w:t>
-      </w:r>
-      <w:proofErr w:type="spellStart"/>
-      <w:proofErr w:type="gramEnd"/>
-      <w:r>
-        <w:rPr>
-          <w:lang w:val="en-US"/>
-        </w:rPr>
-        <w:t>years_experience_min</w:t>
-      </w:r>
-      <w:proofErr w:type="spellEnd"/>
-      <w:r>
-        <w:rPr>
-          <w:lang w:val="en-US"/>
-        </w:rPr>
-        <w:t xml:space="preserve"> is null or </w:t>
-      </w:r>
-      <w:proofErr w:type="spellStart"/>
-      <w:r>
-        <w:rPr>
-          <w:lang w:val="en-US"/>
-        </w:rPr>
-        <w:t>years_experience_min</w:t>
-      </w:r>
-      <w:proofErr w:type="spellEnd"/>
-      <w:r>
-        <w:rPr>
-          <w:lang w:val="en-US"/>
-        </w:rPr>
-        <w:t xml:space="preserve">='') as </w:t>
-      </w:r>
-      <w:proofErr w:type="spellStart"/>
-      <w:r>
-        <w:rPr>
-          <w:lang w:val="en-US"/>
-        </w:rPr>
-        <w:t>missing_years_experience_min</w:t>
-      </w:r>
-      <w:proofErr w:type="spellEnd"/>
-      <w:r>
-        <w:rPr>
-          <w:lang w:val="en-US"/>
-        </w:rPr>
-        <w:t>,</w:t>
-      </w:r>
-    </w:p>
-    <w:p>
-      <w:pPr>
-        <w:pStyle w:val="ListParagraph"/>
-        <w:rPr>
-          <w:lang w:val="en-US"/>
-        </w:rPr>
-      </w:pPr>
-      <w:proofErr w:type="gramStart"/>
-      <w:r>
-        <w:rPr>
-          <w:lang w:val="en-US"/>
-        </w:rPr>
-        <w:t>sum(</w:t>
-      </w:r>
-      <w:proofErr w:type="spellStart"/>
-      <w:proofErr w:type="gramEnd"/>
-      <w:r>
-        <w:rPr>
-          <w:lang w:val="en-US"/>
-        </w:rPr>
-        <w:t>company_size</w:t>
-      </w:r>
-      <w:proofErr w:type="spellEnd"/>
-      <w:r>
-        <w:rPr>
-          <w:lang w:val="en-US"/>
-        </w:rPr>
-        <w:t xml:space="preserve"> is null or </w:t>
-      </w:r>
-      <w:proofErr w:type="spellStart"/>
-      <w:r>
-        <w:rPr>
-          <w:lang w:val="en-US"/>
-        </w:rPr>
-        <w:t>company_size</w:t>
-      </w:r>
-      <w:proofErr w:type="spellEnd"/>
-      <w:r>
-        <w:rPr>
-          <w:lang w:val="en-US"/>
-        </w:rPr>
-        <w:t xml:space="preserve">='') as </w:t>
-      </w:r>
-      <w:proofErr w:type="spellStart"/>
-      <w:r>
-        <w:rPr>
-          <w:lang w:val="en-US"/>
-        </w:rPr>
-        <w:t>missing_company_size</w:t>
-      </w:r>
-      <w:proofErr w:type="spellEnd"/>
-      <w:r>
-        <w:rPr>
-          <w:lang w:val="en-US"/>
-        </w:rPr>
-        <w:t>,</w:t>
-      </w:r>
-    </w:p>
-    <w:p>
-      <w:pPr>
-        <w:pStyle w:val="ListParagraph"/>
-        <w:rPr>
-          <w:lang w:val="en-US"/>
-        </w:rPr>
-      </w:pPr>
-      <w:proofErr w:type="gramStart"/>
-      <w:r>
-        <w:rPr>
-          <w:lang w:val="en-US"/>
-        </w:rPr>
-        <w:t>sum(</w:t>
-      </w:r>
-      <w:proofErr w:type="spellStart"/>
-      <w:proofErr w:type="gramEnd"/>
-      <w:r>
-        <w:rPr>
-          <w:lang w:val="en-US"/>
-        </w:rPr>
-        <w:t>is_contract</w:t>
-      </w:r>
-      <w:proofErr w:type="spellEnd"/>
-      <w:r>
-        <w:rPr>
-          <w:lang w:val="en-US"/>
-        </w:rPr>
-        <w:t xml:space="preserve"> is null or </w:t>
-      </w:r>
-      <w:proofErr w:type="spellStart"/>
-      <w:r>
-        <w:rPr>
-          <w:lang w:val="en-US"/>
-        </w:rPr>
-        <w:t>is_contract</w:t>
-      </w:r>
-      <w:proofErr w:type="spellEnd"/>
-      <w:r>
-        <w:rPr>
-          <w:lang w:val="en-US"/>
-        </w:rPr>
-        <w:t xml:space="preserve">='') as </w:t>
-      </w:r>
-      <w:proofErr w:type="spellStart"/>
-      <w:r>
-        <w:rPr>
-          <w:lang w:val="en-US"/>
-        </w:rPr>
-        <w:t>missing_is_</w:t>
-      </w:r>
-      <w:proofErr w:type="gramStart"/>
-      <w:r>
-        <w:rPr>
-          <w:lang w:val="en-US"/>
-        </w:rPr>
-        <w:t>contract,sum</w:t>
-      </w:r>
-      <w:proofErr w:type="spellEnd"/>
-      <w:proofErr w:type="gramEnd"/>
-      <w:r>
-        <w:rPr>
-          <w:lang w:val="en-US"/>
-        </w:rPr>
-        <w:t>(</w:t>
-      </w:r>
-      <w:proofErr w:type="spellStart"/>
-      <w:r>
-        <w:rPr>
-          <w:lang w:val="en-US"/>
-        </w:rPr>
-        <w:t>has_equity</w:t>
-      </w:r>
-      <w:proofErr w:type="spellEnd"/>
-      <w:r>
-        <w:rPr>
-          <w:lang w:val="en-US"/>
-        </w:rPr>
-        <w:t xml:space="preserve"> is null or </w:t>
-      </w:r>
-      <w:proofErr w:type="spellStart"/>
-      <w:r>
-        <w:rPr>
-          <w:lang w:val="en-US"/>
-        </w:rPr>
-        <w:t>has_equity</w:t>
-      </w:r>
-      <w:proofErr w:type="spellEnd"/>
-      <w:r>
-        <w:rPr>
-          <w:lang w:val="en-US"/>
-        </w:rPr>
-        <w:t xml:space="preserve">='') as </w:t>
-      </w:r>
-      <w:proofErr w:type="spellStart"/>
-      <w:r>
-        <w:rPr>
-          <w:lang w:val="en-US"/>
-        </w:rPr>
-        <w:t>missing_has_equity</w:t>
-      </w:r>
-      <w:proofErr w:type="spellEnd"/>
+      <w:r>
+        <w:rPr>
+          <w:lang w:val="en-US"/>
+        </w:rPr>
+        <w:t>is null or remote_type='') as missing_remote_type,</w:t>
+      </w:r>
+    </w:p>
+    <w:p>
+      <w:pPr>
+        <w:pStyle w:val="ListParagraph"/>
+        <w:rPr>
+          <w:lang w:val="en-US"/>
+        </w:rPr>
+      </w:pPr>
+      <w:r>
+        <w:rPr>
+          <w:lang w:val="en-US"/>
+        </w:rPr>
+        <w:t>sum(experience_level is null or experience_level ='') as missing_experience_level,</w:t>
+      </w:r>
+    </w:p>
+    <w:p>
+      <w:pPr>
+        <w:pStyle w:val="ListParagraph"/>
+        <w:rPr>
+          <w:lang w:val="en-US"/>
+        </w:rPr>
+      </w:pPr>
+      <w:r>
+        <w:rPr>
+          <w:lang w:val="en-US"/>
+        </w:rPr>
+        <w:t>sum(salary_usd_annual is null or salary_usd_annual ='') as missing_salary_usd_annual,</w:t>
+      </w:r>
+    </w:p>
+    <w:p>
+      <w:pPr>
+        <w:pStyle w:val="ListParagraph"/>
+        <w:rPr>
+          <w:lang w:val="en-US"/>
+        </w:rPr>
+      </w:pPr>
+      <w:r>
+        <w:rPr>
+          <w:lang w:val="en-US"/>
+        </w:rPr>
+        <w:t>sum(required_skills is null or required_skills='') as missing_required_skills,</w:t>
+      </w:r>
+    </w:p>
+    <w:p>
+      <w:pPr>
+        <w:pStyle w:val="ListParagraph"/>
+        <w:rPr>
+          <w:lang w:val="en-US"/>
+        </w:rPr>
+      </w:pPr>
+      <w:r>
+        <w:rPr>
+          <w:lang w:val="en-US"/>
+        </w:rPr>
+        <w:t>sum(primary_llm_mentioned is null or primary_llm_mentioned = '') as missing_primary_llm_mentioned,</w:t>
+      </w:r>
+    </w:p>
+    <w:p>
+      <w:pPr>
+        <w:pStyle w:val="ListParagraph"/>
+        <w:rPr>
+          <w:lang w:val="en-US"/>
+        </w:rPr>
+      </w:pPr>
+      <w:r>
+        <w:rPr>
+          <w:lang w:val="en-US"/>
+        </w:rPr>
+        <w:t>sum(education_required is null or education_required='') as missing_education_required,</w:t>
+      </w:r>
+    </w:p>
+    <w:p>
+      <w:pPr>
+        <w:pStyle w:val="ListParagraph"/>
+        <w:rPr>
+          <w:lang w:val="en-US"/>
+        </w:rPr>
+      </w:pPr>
+      <w:r>
+        <w:rPr>
+          <w:lang w:val="en-US"/>
+        </w:rPr>
+        <w:t>sum(applies_count is null or applies_count='') as missing_applies_count,</w:t>
+      </w:r>
+    </w:p>
+    <w:p>
+      <w:pPr>
+        <w:pStyle w:val="ListParagraph"/>
+        <w:rPr>
+          <w:lang w:val="en-US"/>
+        </w:rPr>
+      </w:pPr>
+      <w:r>
+        <w:rPr>
+          <w:lang w:val="en-US"/>
+        </w:rPr>
+        <w:t>sum(visa_sponsorship is null or visa_sponsorship='') as missing_visa_sponsorship,</w:t>
+      </w:r>
+    </w:p>
+    <w:p>
+      <w:pPr>
+        <w:pStyle w:val="ListParagraph"/>
+        <w:rPr>
+          <w:lang w:val="en-US"/>
+        </w:rPr>
+      </w:pPr>
+      <w:r>
+        <w:rPr>
+          <w:lang w:val="en-US"/>
+        </w:rPr>
+        <w:t>sum(years_experience_min is null or years_experience_min='') as missing_years_experience_min,</w:t>
+      </w:r>
+    </w:p>
+    <w:p>
+      <w:pPr>
+        <w:pStyle w:val="ListParagraph"/>
+        <w:rPr>
+          <w:lang w:val="en-US"/>
+        </w:rPr>
+      </w:pPr>
+      <w:r>
+        <w:rPr>
+          <w:lang w:val="en-US"/>
+        </w:rPr>
+        <w:t>sum(company_size is null or company_size='') as missing_company_size,</w:t>
+      </w:r>
+    </w:p>
+    <w:p>
+      <w:pPr>
+        <w:pStyle w:val="ListParagraph"/>
+        <w:rPr>
+          <w:lang w:val="en-US"/>
+        </w:rPr>
+      </w:pPr>
+      <w:r>
+        <w:rPr>
+          <w:lang w:val="en-US"/>
+        </w:rPr>
+        <w:t>sum(is_contract is null or is_contract='') as missing_is_contract,sum(has_equity is null or has_equity='') as missing_has_equity</w:t>
+      </w:r>
     </w:p>
     <w:p>
       <w:pPr>
@@ -1120,75 +414,11 @@
           <w:lang w:val="en-US"/>
         </w:rPr>
       </w:pPr>
-      <w:proofErr w:type="spellStart"/>
-      <w:r>
-        <w:rPr>
-          <w:lang w:val="en-US"/>
-        </w:rPr>
-        <w:t>job_id</w:t>
-      </w:r>
-      <w:proofErr w:type="spellEnd"/>
-      <w:r>
-        <w:rPr>
-          <w:lang w:val="en-US"/>
-        </w:rPr>
-        <w:t xml:space="preserve">, </w:t>
-      </w:r>
-      <w:proofErr w:type="spellStart"/>
-      <w:r>
-        <w:rPr>
-          <w:lang w:val="en-US"/>
-        </w:rPr>
-        <w:t>job_</w:t>
-      </w:r>
-      <w:proofErr w:type="gramStart"/>
-      <w:r>
-        <w:rPr>
-          <w:lang w:val="en-US"/>
-        </w:rPr>
-        <w:t>title,company</w:t>
-      </w:r>
-      <w:proofErr w:type="gramEnd"/>
-      <w:r>
-        <w:rPr>
-          <w:lang w:val="en-US"/>
-        </w:rPr>
-        <w:t>,sector</w:t>
-      </w:r>
-      <w:proofErr w:type="spellEnd"/>
-      <w:r>
-        <w:rPr>
-          <w:lang w:val="en-US"/>
-        </w:rPr>
-        <w:t xml:space="preserve">, location, country, </w:t>
-      </w:r>
-      <w:proofErr w:type="spellStart"/>
-      <w:r>
-        <w:rPr>
-          <w:lang w:val="en-US"/>
-        </w:rPr>
-        <w:t>remote_type</w:t>
-      </w:r>
-      <w:proofErr w:type="spellEnd"/>
-      <w:r>
-        <w:rPr>
-          <w:lang w:val="en-US"/>
-        </w:rPr>
-        <w:t xml:space="preserve">, </w:t>
-      </w:r>
-      <w:proofErr w:type="spellStart"/>
-      <w:r>
-        <w:rPr>
-          <w:lang w:val="en-US"/>
-        </w:rPr>
-        <w:t>experience_level</w:t>
-      </w:r>
-      <w:proofErr w:type="spellEnd"/>
-      <w:r>
-        <w:rPr>
-          <w:lang w:val="en-US"/>
-        </w:rPr>
-        <w:t>,</w:t>
+      <w:r>
+        <w:rPr>
+          <w:lang w:val="en-US"/>
+        </w:rPr>
+        <w:t>job_id, job_title,company,sector, location, country, remote_type, experience_level,</w:t>
       </w:r>
       <w:r>
         <w:rPr>
@@ -1196,307 +426,127 @@
         </w:rPr>
         <w:t xml:space="preserve"> </w:t>
       </w:r>
-      <w:proofErr w:type="spellStart"/>
-      <w:r>
-        <w:rPr>
-          <w:lang w:val="en-US"/>
-        </w:rPr>
-        <w:t>salary_usd_annual</w:t>
-      </w:r>
-      <w:proofErr w:type="spellEnd"/>
-      <w:r>
-        <w:rPr>
-          <w:lang w:val="en-US"/>
-        </w:rPr>
-        <w:t xml:space="preserve">, </w:t>
-      </w:r>
-      <w:proofErr w:type="spellStart"/>
-      <w:r>
-        <w:rPr>
-          <w:lang w:val="en-US"/>
-        </w:rPr>
-        <w:t>required_skills</w:t>
-      </w:r>
-      <w:proofErr w:type="spellEnd"/>
-      <w:r>
-        <w:rPr>
-          <w:lang w:val="en-US"/>
-        </w:rPr>
-        <w:t xml:space="preserve">, </w:t>
-      </w:r>
-      <w:proofErr w:type="spellStart"/>
-      <w:r>
-        <w:rPr>
-          <w:lang w:val="en-US"/>
-        </w:rPr>
-        <w:t>primary_llm_mentioned</w:t>
-      </w:r>
-      <w:proofErr w:type="spellEnd"/>
-      <w:r>
-        <w:rPr>
-          <w:lang w:val="en-US"/>
-        </w:rPr>
-        <w:t xml:space="preserve">, </w:t>
-      </w:r>
-      <w:proofErr w:type="spellStart"/>
+      <w:r>
+        <w:rPr>
+          <w:lang w:val="en-US"/>
+        </w:rPr>
+        <w:t>salary_usd_annual, required_skills, primary_llm_mentioned, education_required,</w:t>
+      </w:r>
+    </w:p>
+    <w:p>
+      <w:pPr>
+        <w:pStyle w:val="ListParagraph"/>
+        <w:rPr>
+          <w:lang w:val="en-US"/>
+        </w:rPr>
+      </w:pPr>
+      <w:r>
+        <w:rPr>
+          <w:lang w:val="en-US"/>
+        </w:rPr>
+        <w:t>count</w:t>
+      </w:r>
+      <w:r>
+        <w:rPr>
+          <w:lang w:val="en-US"/>
+        </w:rPr>
+        <w:t xml:space="preserve">(*) </w:t>
+      </w:r>
+      <w:r>
+        <w:rPr>
+          <w:lang w:val="en-US"/>
+        </w:rPr>
+        <w:t>as</w:t>
+      </w:r>
+      <w:r>
+        <w:rPr>
+          <w:lang w:val="en-US"/>
+        </w:rPr>
+        <w:t xml:space="preserve"> duplicate_count </w:t>
+      </w:r>
+      <w:r>
+        <w:rPr>
+          <w:lang w:val="en-US"/>
+        </w:rPr>
+        <w:t xml:space="preserve"> </w:t>
+      </w:r>
+    </w:p>
+    <w:p>
+      <w:pPr>
+        <w:pStyle w:val="ListParagraph"/>
+        <w:rPr>
+          <w:lang w:val="en-US"/>
+        </w:rPr>
+      </w:pPr>
+      <w:r>
+        <w:rPr>
+          <w:lang w:val="en-US"/>
+        </w:rPr>
+        <w:t>from jobs</w:t>
+      </w:r>
+    </w:p>
+    <w:p>
+      <w:pPr>
+        <w:pStyle w:val="ListParagraph"/>
+        <w:rPr>
+          <w:lang w:val="en-US"/>
+        </w:rPr>
+      </w:pPr>
+      <w:r>
+        <w:rPr>
+          <w:lang w:val="en-US"/>
+        </w:rPr>
+        <w:t>group by</w:t>
+      </w:r>
+      <w:r>
+        <w:rPr>
+          <w:lang w:val="en-US"/>
+        </w:rPr>
+        <w:t xml:space="preserve"> job_id, job_title, company, sector, location, country, remote_type,</w:t>
+      </w:r>
+      <w:r>
+        <w:rPr>
+          <w:lang w:val="en-US"/>
+        </w:rPr>
+        <w:t xml:space="preserve"> </w:t>
+      </w:r>
+      <w:r>
+        <w:rPr>
+          <w:lang w:val="en-US"/>
+        </w:rPr>
+        <w:t>experience_level, salary_usd_annual, required_skills,primary_llm_mentioned,</w:t>
+      </w:r>
+      <w:r>
+        <w:rPr>
+          <w:lang w:val="en-US"/>
+        </w:rPr>
+        <w:t xml:space="preserve"> </w:t>
+      </w:r>
       <w:r>
         <w:rPr>
           <w:lang w:val="en-US"/>
         </w:rPr>
         <w:t>education_required</w:t>
       </w:r>
-      <w:proofErr w:type="spellEnd"/>
-      <w:r>
-        <w:rPr>
-          <w:lang w:val="en-US"/>
-        </w:rPr>
-        <w:t>,</w:t>
-      </w:r>
-    </w:p>
-    <w:p>
-      <w:pPr>
-        <w:pStyle w:val="ListParagraph"/>
-        <w:rPr>
-          <w:lang w:val="en-US"/>
-        </w:rPr>
-      </w:pPr>
-      <w:proofErr w:type="gramStart"/>
-      <w:r>
-        <w:rPr>
-          <w:lang w:val="en-US"/>
-        </w:rPr>
-        <w:t>count</w:t>
-      </w:r>
-      <w:r>
-        <w:rPr>
-          <w:lang w:val="en-US"/>
-        </w:rPr>
-        <w:t>(</w:t>
-      </w:r>
-      <w:proofErr w:type="gramEnd"/>
-      <w:r>
-        <w:rPr>
-          <w:lang w:val="en-US"/>
-        </w:rPr>
-        <w:t xml:space="preserve">*) </w:t>
-      </w:r>
-      <w:r>
-        <w:rPr>
-          <w:lang w:val="en-US"/>
-        </w:rPr>
-        <w:t>as</w:t>
-      </w:r>
-      <w:r>
-        <w:rPr>
-          <w:lang w:val="en-US"/>
-        </w:rPr>
-        <w:t xml:space="preserve"> </w:t>
-      </w:r>
-      <w:proofErr w:type="spellStart"/>
-      <w:r>
-        <w:rPr>
-          <w:lang w:val="en-US"/>
-        </w:rPr>
-        <w:t>duplicate_count</w:t>
-      </w:r>
-      <w:proofErr w:type="spellEnd"/>
-      <w:r>
-        <w:rPr>
-          <w:lang w:val="en-US"/>
-        </w:rPr>
-        <w:t xml:space="preserve"> </w:t>
-      </w:r>
-      <w:r>
-        <w:rPr>
-          <w:lang w:val="en-US"/>
-        </w:rPr>
-        <w:t xml:space="preserve"> </w:t>
-      </w:r>
-    </w:p>
-    <w:p>
-      <w:pPr>
-        <w:pStyle w:val="ListParagraph"/>
-        <w:rPr>
-          <w:lang w:val="en-US"/>
-        </w:rPr>
-      </w:pPr>
-      <w:r>
-        <w:rPr>
-          <w:lang w:val="en-US"/>
-        </w:rPr>
-        <w:t>from jobs</w:t>
-      </w:r>
-    </w:p>
-    <w:p>
-      <w:pPr>
-        <w:pStyle w:val="ListParagraph"/>
-        <w:rPr>
-          <w:lang w:val="en-US"/>
-        </w:rPr>
-      </w:pPr>
-      <w:r>
-        <w:rPr>
-          <w:lang w:val="en-US"/>
-        </w:rPr>
-        <w:t>group by</w:t>
-      </w:r>
-      <w:r>
-        <w:rPr>
-          <w:lang w:val="en-US"/>
-        </w:rPr>
-        <w:t xml:space="preserve"> </w:t>
-      </w:r>
-      <w:proofErr w:type="spellStart"/>
-      <w:r>
-        <w:rPr>
-          <w:lang w:val="en-US"/>
-        </w:rPr>
-        <w:t>job_id</w:t>
-      </w:r>
-      <w:proofErr w:type="spellEnd"/>
-      <w:r>
-        <w:rPr>
-          <w:lang w:val="en-US"/>
-        </w:rPr>
-        <w:t xml:space="preserve">, </w:t>
-      </w:r>
-      <w:proofErr w:type="spellStart"/>
-      <w:r>
-        <w:rPr>
-          <w:lang w:val="en-US"/>
-        </w:rPr>
-        <w:t>job_title</w:t>
-      </w:r>
-      <w:proofErr w:type="spellEnd"/>
-      <w:r>
-        <w:rPr>
-          <w:lang w:val="en-US"/>
-        </w:rPr>
-        <w:t xml:space="preserve">, company, sector, location, country, </w:t>
-      </w:r>
-      <w:proofErr w:type="spellStart"/>
-      <w:r>
-        <w:rPr>
-          <w:lang w:val="en-US"/>
-        </w:rPr>
-        <w:t>remote_type</w:t>
-      </w:r>
-      <w:proofErr w:type="spellEnd"/>
-      <w:r>
-        <w:rPr>
-          <w:lang w:val="en-US"/>
-        </w:rPr>
-        <w:t>,</w:t>
-      </w:r>
-      <w:r>
-        <w:rPr>
-          <w:lang w:val="en-US"/>
-        </w:rPr>
-        <w:t xml:space="preserve"> </w:t>
-      </w:r>
-      <w:proofErr w:type="spellStart"/>
-      <w:r>
-        <w:rPr>
-          <w:lang w:val="en-US"/>
-        </w:rPr>
-        <w:t>experience_level</w:t>
-      </w:r>
-      <w:proofErr w:type="spellEnd"/>
-      <w:r>
-        <w:rPr>
-          <w:lang w:val="en-US"/>
-        </w:rPr>
-        <w:t xml:space="preserve">, </w:t>
-      </w:r>
-      <w:proofErr w:type="spellStart"/>
-      <w:r>
-        <w:rPr>
-          <w:lang w:val="en-US"/>
-        </w:rPr>
-        <w:t>salary_usd_annual</w:t>
-      </w:r>
-      <w:proofErr w:type="spellEnd"/>
-      <w:r>
-        <w:rPr>
-          <w:lang w:val="en-US"/>
-        </w:rPr>
-        <w:t xml:space="preserve">, </w:t>
-      </w:r>
-      <w:proofErr w:type="spellStart"/>
-      <w:r>
-        <w:rPr>
-          <w:lang w:val="en-US"/>
-        </w:rPr>
-        <w:t>required_</w:t>
-      </w:r>
-      <w:proofErr w:type="gramStart"/>
-      <w:r>
-        <w:rPr>
-          <w:lang w:val="en-US"/>
-        </w:rPr>
-        <w:t>skills,primary</w:t>
-      </w:r>
-      <w:proofErr w:type="gramEnd"/>
-      <w:r>
-        <w:rPr>
-          <w:lang w:val="en-US"/>
-        </w:rPr>
-        <w:t>_llm_mentioned</w:t>
-      </w:r>
-      <w:proofErr w:type="spellEnd"/>
-      <w:r>
-        <w:rPr>
-          <w:lang w:val="en-US"/>
-        </w:rPr>
-        <w:t>,</w:t>
-      </w:r>
-      <w:r>
-        <w:rPr>
-          <w:lang w:val="en-US"/>
-        </w:rPr>
-        <w:t xml:space="preserve"> </w:t>
-      </w:r>
-      <w:proofErr w:type="spellStart"/>
-      <w:r>
-        <w:rPr>
-          <w:lang w:val="en-US"/>
-        </w:rPr>
-        <w:t>education_required</w:t>
-      </w:r>
-      <w:proofErr w:type="spellEnd"/>
-    </w:p>
-    <w:p>
-      <w:pPr>
-        <w:pStyle w:val="ListParagraph"/>
-        <w:rPr>
-          <w:lang w:val="en-US"/>
-        </w:rPr>
-      </w:pPr>
-      <w:r>
-        <w:rPr>
-          <w:lang w:val="en-US"/>
-        </w:rPr>
-        <w:t xml:space="preserve">having </w:t>
-      </w:r>
-      <w:proofErr w:type="gramStart"/>
-      <w:r>
-        <w:rPr>
-          <w:lang w:val="en-US"/>
-        </w:rPr>
-        <w:t>count</w:t>
-      </w:r>
-      <w:r>
-        <w:rPr>
-          <w:lang w:val="en-US"/>
-        </w:rPr>
-        <w:t>(</w:t>
-      </w:r>
-      <w:proofErr w:type="gramEnd"/>
-      <w:r>
-        <w:rPr>
-          <w:lang w:val="en-US"/>
-        </w:rPr>
-        <w:t>*) &gt; 1;</w:t>
+    </w:p>
+    <w:p>
+      <w:pPr>
+        <w:pStyle w:val="ListParagraph"/>
+        <w:rPr>
+          <w:lang w:val="en-US"/>
+        </w:rPr>
+      </w:pPr>
+      <w:r>
+        <w:rPr>
+          <w:lang w:val="en-US"/>
+        </w:rPr>
+        <w:t>having count</w:t>
+      </w:r>
+      <w:r>
+        <w:rPr>
+          <w:lang w:val="en-US"/>
+        </w:rPr>
+        <w:t>(*) &gt; 1;</w:t>
       </w:r>
     </w:p>
     <w:p>
@@ -1527,15 +577,7 @@
           <w:lang w:val="en-US"/>
         </w:rPr>
         <w:lastRenderedPageBreak/>
-        <w:t>'TX','IL','NY','CA','WA'</w:t>
-      </w:r>
-      <w:r>
-        <w:rPr>
-          <w:sz w:val="32"/>
-          <w:szCs w:val="32"/>
-          <w:lang w:val="en-US"/>
-        </w:rPr>
-        <w:t xml:space="preserve"> </w:t>
+        <w:t xml:space="preserve">'TX','IL','NY','CA','WA' </w:t>
       </w:r>
       <w:r>
         <w:rPr>
@@ -2043,49 +1085,7 @@
         <w:rPr>
           <w:lang w:val="en-US"/>
         </w:rPr>
-        <w:t xml:space="preserve">set </w:t>
-      </w:r>
-      <w:proofErr w:type="spellStart"/>
-      <w:r>
-        <w:rPr>
-          <w:lang w:val="en-US"/>
-        </w:rPr>
-        <w:t>date_posted</w:t>
-      </w:r>
-      <w:proofErr w:type="spellEnd"/>
-      <w:r>
-        <w:rPr>
-          <w:lang w:val="en-US"/>
-        </w:rPr>
-        <w:t xml:space="preserve">= </w:t>
-      </w:r>
-      <w:proofErr w:type="spellStart"/>
-      <w:r>
-        <w:rPr>
-          <w:lang w:val="en-US"/>
-        </w:rPr>
-        <w:t>str_to_date</w:t>
-      </w:r>
-      <w:proofErr w:type="spellEnd"/>
-      <w:r>
-        <w:rPr>
-          <w:lang w:val="en-US"/>
-        </w:rPr>
-        <w:t>(</w:t>
-      </w:r>
-      <w:proofErr w:type="spellStart"/>
-      <w:r>
-        <w:rPr>
-          <w:lang w:val="en-US"/>
-        </w:rPr>
-        <w:t>date_posted,'%Y</w:t>
-      </w:r>
-      <w:proofErr w:type="spellEnd"/>
-      <w:r>
-        <w:rPr>
-          <w:lang w:val="en-US"/>
-        </w:rPr>
-        <w:t>-%m-%d');</w:t>
+        <w:t>set date_posted= str_to_date(date_posted,'%Y-%m-%d');</w:t>
       </w:r>
     </w:p>
     <w:p>
@@ -2127,21 +1127,7 @@
         <w:rPr>
           <w:lang w:val="en-US"/>
         </w:rPr>
-        <w:t xml:space="preserve">modify column </w:t>
-      </w:r>
-      <w:proofErr w:type="spellStart"/>
-      <w:r>
-        <w:rPr>
-          <w:lang w:val="en-US"/>
-        </w:rPr>
-        <w:t>date_posted</w:t>
-      </w:r>
-      <w:proofErr w:type="spellEnd"/>
-      <w:r>
-        <w:rPr>
-          <w:lang w:val="en-US"/>
-        </w:rPr>
-        <w:t xml:space="preserve"> date;</w:t>
+        <w:t>modify column date_posted date;</w:t>
       </w:r>
     </w:p>
     <w:p>
@@ -2207,35 +1193,7 @@
         <w:rPr>
           <w:lang w:val="en-US"/>
         </w:rPr>
-        <w:t xml:space="preserve">modify column </w:t>
-      </w:r>
-      <w:proofErr w:type="spellStart"/>
-      <w:r>
-        <w:rPr>
-          <w:lang w:val="en-US"/>
-        </w:rPr>
-        <w:t>salary_usd_annual</w:t>
-      </w:r>
-      <w:proofErr w:type="spellEnd"/>
-      <w:r>
-        <w:rPr>
-          <w:lang w:val="en-US"/>
-        </w:rPr>
-        <w:t xml:space="preserve"> </w:t>
-      </w:r>
-      <w:proofErr w:type="gramStart"/>
-      <w:r>
-        <w:rPr>
-          <w:lang w:val="en-US"/>
-        </w:rPr>
-        <w:t>decimal(</w:t>
-      </w:r>
-      <w:proofErr w:type="gramEnd"/>
-      <w:r>
-        <w:rPr>
-          <w:lang w:val="en-US"/>
-        </w:rPr>
-        <w:t>12,2);</w:t>
+        <w:t>modify column salary_usd_annual decimal(12,2);</w:t>
       </w:r>
     </w:p>
     <w:p>
@@ -2317,35 +1275,7 @@
         <w:rPr>
           <w:lang w:val="en-US"/>
         </w:rPr>
-        <w:t xml:space="preserve">add column </w:t>
-      </w:r>
-      <w:proofErr w:type="spellStart"/>
-      <w:r>
-        <w:rPr>
-          <w:lang w:val="en-US"/>
-        </w:rPr>
-        <w:t>experience_years</w:t>
-      </w:r>
-      <w:proofErr w:type="spellEnd"/>
-      <w:r>
-        <w:rPr>
-          <w:lang w:val="en-US"/>
-        </w:rPr>
-        <w:t xml:space="preserve"> </w:t>
-      </w:r>
-      <w:proofErr w:type="gramStart"/>
-      <w:r>
-        <w:rPr>
-          <w:lang w:val="en-US"/>
-        </w:rPr>
-        <w:t>varchar(</w:t>
-      </w:r>
-      <w:proofErr w:type="gramEnd"/>
-      <w:r>
-        <w:rPr>
-          <w:lang w:val="en-US"/>
-        </w:rPr>
-        <w:t>10);</w:t>
+        <w:t>add column experience_years varchar(10);</w:t>
       </w:r>
     </w:p>
     <w:p>
@@ -2403,133 +1333,63 @@
         <w:rPr>
           <w:lang w:val="en-US"/>
         </w:rPr>
-        <w:t xml:space="preserve">set </w:t>
-      </w:r>
-      <w:proofErr w:type="spellStart"/>
-      <w:r>
-        <w:rPr>
-          <w:lang w:val="en-US"/>
-        </w:rPr>
-        <w:t>experience_years</w:t>
-      </w:r>
-      <w:proofErr w:type="spellEnd"/>
-      <w:r>
-        <w:rPr>
-          <w:lang w:val="en-US"/>
-        </w:rPr>
-        <w:t>=case</w:t>
-      </w:r>
-    </w:p>
-    <w:p>
-      <w:pPr>
-        <w:pStyle w:val="ListParagraph"/>
-        <w:rPr>
-          <w:lang w:val="en-US"/>
-        </w:rPr>
-      </w:pPr>
-      <w:r>
-        <w:rPr>
-          <w:lang w:val="en-US"/>
-        </w:rPr>
-        <w:t xml:space="preserve">when </w:t>
-      </w:r>
-      <w:proofErr w:type="spellStart"/>
-      <w:r>
-        <w:rPr>
-          <w:lang w:val="en-US"/>
-        </w:rPr>
-        <w:t>experience_level</w:t>
-      </w:r>
-      <w:proofErr w:type="spellEnd"/>
-      <w:r>
-        <w:rPr>
-          <w:lang w:val="en-US"/>
-        </w:rPr>
-        <w:t xml:space="preserve"> like 'Entry%' then '0-2'</w:t>
-      </w:r>
-    </w:p>
-    <w:p>
-      <w:pPr>
-        <w:pStyle w:val="ListParagraph"/>
-        <w:rPr>
-          <w:lang w:val="en-US"/>
-        </w:rPr>
-      </w:pPr>
-      <w:r>
-        <w:rPr>
-          <w:lang w:val="en-US"/>
-        </w:rPr>
-        <w:t xml:space="preserve">when </w:t>
-      </w:r>
-      <w:proofErr w:type="spellStart"/>
-      <w:r>
-        <w:rPr>
-          <w:lang w:val="en-US"/>
-        </w:rPr>
-        <w:t>experience_level</w:t>
-      </w:r>
-      <w:proofErr w:type="spellEnd"/>
-      <w:r>
-        <w:rPr>
-          <w:lang w:val="en-US"/>
-        </w:rPr>
-        <w:t xml:space="preserve"> like 'Mid%' then '2-5'</w:t>
-      </w:r>
-    </w:p>
-    <w:p>
-      <w:pPr>
-        <w:pStyle w:val="ListParagraph"/>
-        <w:rPr>
-          <w:lang w:val="en-US"/>
-        </w:rPr>
-      </w:pPr>
-      <w:r>
-        <w:rPr>
-          <w:lang w:val="en-US"/>
-        </w:rPr>
-        <w:t xml:space="preserve">when </w:t>
-      </w:r>
-      <w:proofErr w:type="spellStart"/>
-      <w:r>
-        <w:rPr>
-          <w:lang w:val="en-US"/>
-        </w:rPr>
-        <w:t>experience_level</w:t>
-      </w:r>
-      <w:proofErr w:type="spellEnd"/>
-      <w:r>
-        <w:rPr>
-          <w:lang w:val="en-US"/>
-        </w:rPr>
-        <w:t xml:space="preserve"> like 'Senior%' then '5-8'</w:t>
-      </w:r>
-    </w:p>
-    <w:p>
-      <w:pPr>
-        <w:pStyle w:val="ListParagraph"/>
-        <w:rPr>
-          <w:lang w:val="en-US"/>
-        </w:rPr>
-      </w:pPr>
-      <w:r>
-        <w:rPr>
-          <w:lang w:val="en-US"/>
-        </w:rPr>
-        <w:t xml:space="preserve">when </w:t>
-      </w:r>
-      <w:proofErr w:type="spellStart"/>
-      <w:r>
-        <w:rPr>
-          <w:lang w:val="en-US"/>
-        </w:rPr>
-        <w:t>experience_level</w:t>
-      </w:r>
-      <w:proofErr w:type="spellEnd"/>
-      <w:r>
-        <w:rPr>
-          <w:lang w:val="en-US"/>
-        </w:rPr>
-        <w:t xml:space="preserve"> like 'Staff/Principal%' then '8+'</w:t>
+        <w:t>set experience_years=case</w:t>
+      </w:r>
+    </w:p>
+    <w:p>
+      <w:pPr>
+        <w:pStyle w:val="ListParagraph"/>
+        <w:rPr>
+          <w:lang w:val="en-US"/>
+        </w:rPr>
+      </w:pPr>
+      <w:r>
+        <w:rPr>
+          <w:lang w:val="en-US"/>
+        </w:rPr>
+        <w:t>when experience_level like 'Entry%' then '0-2'</w:t>
+      </w:r>
+    </w:p>
+    <w:p>
+      <w:pPr>
+        <w:pStyle w:val="ListParagraph"/>
+        <w:rPr>
+          <w:lang w:val="en-US"/>
+        </w:rPr>
+      </w:pPr>
+      <w:r>
+        <w:rPr>
+          <w:lang w:val="en-US"/>
+        </w:rPr>
+        <w:t>when experience_level like 'Mid%' then '2-5'</w:t>
+      </w:r>
+    </w:p>
+    <w:p>
+      <w:pPr>
+        <w:pStyle w:val="ListParagraph"/>
+        <w:rPr>
+          <w:lang w:val="en-US"/>
+        </w:rPr>
+      </w:pPr>
+      <w:r>
+        <w:rPr>
+          <w:lang w:val="en-US"/>
+        </w:rPr>
+        <w:t>when experience_level like 'Senior%' then '5-8'</w:t>
+      </w:r>
+    </w:p>
+    <w:p>
+      <w:pPr>
+        <w:pStyle w:val="ListParagraph"/>
+        <w:rPr>
+          <w:lang w:val="en-US"/>
+        </w:rPr>
+      </w:pPr>
+      <w:r>
+        <w:rPr>
+          <w:lang w:val="en-US"/>
+        </w:rPr>
+        <w:t>when experience_level like 'Staff/Principal%' then '8+'</w:t>
       </w:r>
     </w:p>
     <w:p>
@@ -2637,133 +1497,63 @@
         <w:rPr>
           <w:lang w:val="en-US"/>
         </w:rPr>
-        <w:t xml:space="preserve">set </w:t>
-      </w:r>
-      <w:proofErr w:type="spellStart"/>
-      <w:r>
-        <w:rPr>
-          <w:lang w:val="en-US"/>
-        </w:rPr>
-        <w:t>experience_level</w:t>
-      </w:r>
-      <w:proofErr w:type="spellEnd"/>
-      <w:r>
-        <w:rPr>
-          <w:lang w:val="en-US"/>
-        </w:rPr>
-        <w:t>=case</w:t>
-      </w:r>
-    </w:p>
-    <w:p>
-      <w:pPr>
-        <w:pStyle w:val="ListParagraph"/>
-        <w:rPr>
-          <w:lang w:val="en-US"/>
-        </w:rPr>
-      </w:pPr>
-      <w:r>
-        <w:rPr>
-          <w:lang w:val="en-US"/>
-        </w:rPr>
-        <w:t xml:space="preserve">when </w:t>
-      </w:r>
-      <w:proofErr w:type="spellStart"/>
-      <w:r>
-        <w:rPr>
-          <w:lang w:val="en-US"/>
-        </w:rPr>
-        <w:t>experience_level</w:t>
-      </w:r>
-      <w:proofErr w:type="spellEnd"/>
-      <w:r>
-        <w:rPr>
-          <w:lang w:val="en-US"/>
-        </w:rPr>
-        <w:t xml:space="preserve"> like 'Entry%' then 'Entry'</w:t>
-      </w:r>
-    </w:p>
-    <w:p>
-      <w:pPr>
-        <w:pStyle w:val="ListParagraph"/>
-        <w:rPr>
-          <w:lang w:val="en-US"/>
-        </w:rPr>
-      </w:pPr>
-      <w:r>
-        <w:rPr>
-          <w:lang w:val="en-US"/>
-        </w:rPr>
-        <w:t xml:space="preserve">when </w:t>
-      </w:r>
-      <w:proofErr w:type="spellStart"/>
-      <w:r>
-        <w:rPr>
-          <w:lang w:val="en-US"/>
-        </w:rPr>
-        <w:t>experience_level</w:t>
-      </w:r>
-      <w:proofErr w:type="spellEnd"/>
-      <w:r>
-        <w:rPr>
-          <w:lang w:val="en-US"/>
-        </w:rPr>
-        <w:t xml:space="preserve"> like 'Mid%' then 'Mid'</w:t>
-      </w:r>
-    </w:p>
-    <w:p>
-      <w:pPr>
-        <w:pStyle w:val="ListParagraph"/>
-        <w:rPr>
-          <w:lang w:val="en-US"/>
-        </w:rPr>
-      </w:pPr>
-      <w:r>
-        <w:rPr>
-          <w:lang w:val="en-US"/>
-        </w:rPr>
-        <w:t xml:space="preserve">when </w:t>
-      </w:r>
-      <w:proofErr w:type="spellStart"/>
-      <w:r>
-        <w:rPr>
-          <w:lang w:val="en-US"/>
-        </w:rPr>
-        <w:t>experience_level</w:t>
-      </w:r>
-      <w:proofErr w:type="spellEnd"/>
-      <w:r>
-        <w:rPr>
-          <w:lang w:val="en-US"/>
-        </w:rPr>
-        <w:t xml:space="preserve"> like 'Senior%' then 'Senior'</w:t>
-      </w:r>
-    </w:p>
-    <w:p>
-      <w:pPr>
-        <w:pStyle w:val="ListParagraph"/>
-        <w:rPr>
-          <w:lang w:val="en-US"/>
-        </w:rPr>
-      </w:pPr>
-      <w:r>
-        <w:rPr>
-          <w:lang w:val="en-US"/>
-        </w:rPr>
-        <w:t xml:space="preserve">when </w:t>
-      </w:r>
-      <w:proofErr w:type="spellStart"/>
-      <w:r>
-        <w:rPr>
-          <w:lang w:val="en-US"/>
-        </w:rPr>
-        <w:t>experience_level</w:t>
-      </w:r>
-      <w:proofErr w:type="spellEnd"/>
-      <w:r>
-        <w:rPr>
-          <w:lang w:val="en-US"/>
-        </w:rPr>
-        <w:t xml:space="preserve"> like 'Staff/Principal%' then 'Staff/Principal'</w:t>
+        <w:t>set experience_level=case</w:t>
+      </w:r>
+    </w:p>
+    <w:p>
+      <w:pPr>
+        <w:pStyle w:val="ListParagraph"/>
+        <w:rPr>
+          <w:lang w:val="en-US"/>
+        </w:rPr>
+      </w:pPr>
+      <w:r>
+        <w:rPr>
+          <w:lang w:val="en-US"/>
+        </w:rPr>
+        <w:t>when experience_level like 'Entry%' then 'Entry'</w:t>
+      </w:r>
+    </w:p>
+    <w:p>
+      <w:pPr>
+        <w:pStyle w:val="ListParagraph"/>
+        <w:rPr>
+          <w:lang w:val="en-US"/>
+        </w:rPr>
+      </w:pPr>
+      <w:r>
+        <w:rPr>
+          <w:lang w:val="en-US"/>
+        </w:rPr>
+        <w:t>when experience_level like 'Mid%' then 'Mid'</w:t>
+      </w:r>
+    </w:p>
+    <w:p>
+      <w:pPr>
+        <w:pStyle w:val="ListParagraph"/>
+        <w:rPr>
+          <w:lang w:val="en-US"/>
+        </w:rPr>
+      </w:pPr>
+      <w:r>
+        <w:rPr>
+          <w:lang w:val="en-US"/>
+        </w:rPr>
+        <w:t>when experience_level like 'Senior%' then 'Senior'</w:t>
+      </w:r>
+    </w:p>
+    <w:p>
+      <w:pPr>
+        <w:pStyle w:val="ListParagraph"/>
+        <w:rPr>
+          <w:lang w:val="en-US"/>
+        </w:rPr>
+      </w:pPr>
+      <w:r>
+        <w:rPr>
+          <w:lang w:val="en-US"/>
+        </w:rPr>
+        <w:t>when experience_level like 'Staff/Principal%' then 'Staff/Principal'</w:t>
       </w:r>
     </w:p>
     <w:p>
@@ -2893,49 +1683,21 @@
         <w:rPr>
           <w:lang w:val="en-US"/>
         </w:rPr>
-        <w:t xml:space="preserve">set </w:t>
-      </w:r>
-      <w:proofErr w:type="spellStart"/>
-      <w:r>
-        <w:rPr>
-          <w:lang w:val="en-US"/>
-        </w:rPr>
-        <w:t>company_size</w:t>
-      </w:r>
-      <w:proofErr w:type="spellEnd"/>
-      <w:r>
-        <w:rPr>
-          <w:lang w:val="en-US"/>
-        </w:rPr>
-        <w:t>='1-50'</w:t>
-      </w:r>
-    </w:p>
-    <w:p>
-      <w:pPr>
-        <w:pStyle w:val="ListParagraph"/>
-        <w:rPr>
-          <w:lang w:val="en-US"/>
-        </w:rPr>
-      </w:pPr>
-      <w:r>
-        <w:rPr>
-          <w:lang w:val="en-US"/>
-        </w:rPr>
-        <w:t xml:space="preserve">where </w:t>
-      </w:r>
-      <w:proofErr w:type="spellStart"/>
-      <w:r>
-        <w:rPr>
-          <w:lang w:val="en-US"/>
-        </w:rPr>
-        <w:t>company_size</w:t>
-      </w:r>
-      <w:proofErr w:type="spellEnd"/>
-      <w:r>
-        <w:rPr>
-          <w:lang w:val="en-US"/>
-        </w:rPr>
-        <w:t>='Jan-50';</w:t>
+        <w:t>set company_size='1-50'</w:t>
+      </w:r>
+    </w:p>
+    <w:p>
+      <w:pPr>
+        <w:pStyle w:val="ListParagraph"/>
+        <w:rPr>
+          <w:lang w:val="en-US"/>
+        </w:rPr>
+      </w:pPr>
+      <w:r>
+        <w:rPr>
+          <w:lang w:val="en-US"/>
+        </w:rPr>
+        <w:t>where company_size='Jan-50';</w:t>
       </w:r>
     </w:p>
     <w:p>
@@ -3000,25 +1762,7 @@
           <w:szCs w:val="32"/>
           <w:lang w:val="en-US"/>
         </w:rPr>
-        <w:t xml:space="preserve">None </w:t>
-      </w:r>
-      <w:proofErr w:type="spellStart"/>
-      <w:r>
-        <w:rPr>
-          <w:sz w:val="32"/>
-          <w:szCs w:val="32"/>
-          <w:lang w:val="en-US"/>
-        </w:rPr>
-        <w:t>llm</w:t>
-      </w:r>
-      <w:proofErr w:type="spellEnd"/>
-      <w:r>
-        <w:rPr>
-          <w:sz w:val="32"/>
-          <w:szCs w:val="32"/>
-          <w:lang w:val="en-US"/>
-        </w:rPr>
-        <w:t xml:space="preserve"> fixed &amp; changing data type</w:t>
+        <w:t>None llm fixed &amp; changing data type</w:t>
       </w:r>
     </w:p>
     <w:p>
@@ -3060,63 +1804,21 @@
         <w:rPr>
           <w:lang w:val="en-US"/>
         </w:rPr>
-        <w:t xml:space="preserve">set </w:t>
-      </w:r>
-      <w:proofErr w:type="spellStart"/>
-      <w:r>
-        <w:rPr>
-          <w:lang w:val="en-US"/>
-        </w:rPr>
-        <w:t>primary_llm_mentioned</w:t>
-      </w:r>
-      <w:proofErr w:type="spellEnd"/>
-      <w:r>
-        <w:rPr>
-          <w:lang w:val="en-US"/>
-        </w:rPr>
-        <w:t>='</w:t>
-      </w:r>
-      <w:proofErr w:type="spellStart"/>
-      <w:r>
-        <w:rPr>
-          <w:lang w:val="en-US"/>
-        </w:rPr>
-        <w:t>No_LLM_Required</w:t>
-      </w:r>
-      <w:proofErr w:type="spellEnd"/>
-      <w:r>
-        <w:rPr>
-          <w:lang w:val="en-US"/>
-        </w:rPr>
-        <w:t>'</w:t>
-      </w:r>
-    </w:p>
-    <w:p>
-      <w:pPr>
-        <w:pStyle w:val="ListParagraph"/>
-        <w:rPr>
-          <w:lang w:val="en-US"/>
-        </w:rPr>
-      </w:pPr>
-      <w:r>
-        <w:rPr>
-          <w:lang w:val="en-US"/>
-        </w:rPr>
-        <w:t xml:space="preserve">where </w:t>
-      </w:r>
-      <w:proofErr w:type="spellStart"/>
-      <w:r>
-        <w:rPr>
-          <w:lang w:val="en-US"/>
-        </w:rPr>
-        <w:t>company_size</w:t>
-      </w:r>
-      <w:proofErr w:type="spellEnd"/>
-      <w:r>
-        <w:rPr>
-          <w:lang w:val="en-US"/>
-        </w:rPr>
-        <w:t>='None';</w:t>
+        <w:t>set primary_llm_mentioned='No_LLM_Required'</w:t>
+      </w:r>
+    </w:p>
+    <w:p>
+      <w:pPr>
+        <w:pStyle w:val="ListParagraph"/>
+        <w:rPr>
+          <w:lang w:val="en-US"/>
+        </w:rPr>
+      </w:pPr>
+      <w:r>
+        <w:rPr>
+          <w:lang w:val="en-US"/>
+        </w:rPr>
+        <w:t>where company_size='None';</w:t>
       </w:r>
     </w:p>
     <w:p>
@@ -3166,35 +1868,7 @@
         <w:rPr>
           <w:lang w:val="en-US"/>
         </w:rPr>
-        <w:t xml:space="preserve">add column </w:t>
-      </w:r>
-      <w:proofErr w:type="spellStart"/>
-      <w:r>
-        <w:rPr>
-          <w:lang w:val="en-US"/>
-        </w:rPr>
-        <w:t>primary_llm_clean</w:t>
-      </w:r>
-      <w:proofErr w:type="spellEnd"/>
-      <w:r>
-        <w:rPr>
-          <w:lang w:val="en-US"/>
-        </w:rPr>
-        <w:t xml:space="preserve"> </w:t>
-      </w:r>
-      <w:proofErr w:type="gramStart"/>
-      <w:r>
-        <w:rPr>
-          <w:lang w:val="en-US"/>
-        </w:rPr>
-        <w:t>varchar(</w:t>
-      </w:r>
-      <w:proofErr w:type="gramEnd"/>
-      <w:r>
-        <w:rPr>
-          <w:lang w:val="en-US"/>
-        </w:rPr>
-        <w:t>25);</w:t>
+        <w:t>add column primary_llm_clean varchar(25);</w:t>
       </w:r>
     </w:p>
     <w:p>
@@ -3246,30 +1920,20 @@
         </w:rPr>
         <w:t>(</w:t>
       </w:r>
-      <w:proofErr w:type="spellStart"/>
       <w:r>
         <w:rPr>
           <w:sz w:val="28"/>
           <w:szCs w:val="28"/>
           <w:lang w:val="en-US"/>
         </w:rPr>
-        <w:t>job_description_length</w:t>
-      </w:r>
-      <w:proofErr w:type="spellEnd"/>
+        <w:t>job_description_length not required</w:t>
+      </w:r>
       <w:r>
         <w:rPr>
           <w:sz w:val="28"/>
           <w:szCs w:val="28"/>
           <w:lang w:val="en-US"/>
         </w:rPr>
-        <w:t xml:space="preserve"> not required</w:t>
-      </w:r>
-      <w:r>
-        <w:rPr>
-          <w:sz w:val="28"/>
-          <w:szCs w:val="28"/>
-          <w:lang w:val="en-US"/>
-        </w:rPr>
         <w:t>)</w:t>
       </w:r>
     </w:p>
@@ -3298,21 +1962,7 @@
         <w:rPr>
           <w:lang w:val="en-US"/>
         </w:rPr>
-        <w:t xml:space="preserve">drop column </w:t>
-      </w:r>
-      <w:proofErr w:type="spellStart"/>
-      <w:r>
-        <w:rPr>
-          <w:lang w:val="en-US"/>
-        </w:rPr>
-        <w:t>job_description_length</w:t>
-      </w:r>
-      <w:proofErr w:type="spellEnd"/>
-      <w:r>
-        <w:rPr>
-          <w:lang w:val="en-US"/>
-        </w:rPr>
-        <w:t>;</w:t>
+        <w:t>drop column job_description_length;</w:t>
       </w:r>
     </w:p>
     <w:p>
@@ -3374,693 +2024,259 @@
         <w:rPr>
           <w:lang w:val="en-US"/>
         </w:rPr>
-        <w:t xml:space="preserve">modify </w:t>
-      </w:r>
-      <w:proofErr w:type="spellStart"/>
-      <w:r>
-        <w:rPr>
-          <w:lang w:val="en-US"/>
-        </w:rPr>
-        <w:t>job_id</w:t>
-      </w:r>
-      <w:proofErr w:type="spellEnd"/>
-      <w:r>
-        <w:rPr>
-          <w:lang w:val="en-US"/>
-        </w:rPr>
-        <w:t xml:space="preserve"> </w:t>
-      </w:r>
-      <w:proofErr w:type="gramStart"/>
-      <w:r>
-        <w:rPr>
-          <w:lang w:val="en-US"/>
-        </w:rPr>
-        <w:t>varchar(</w:t>
-      </w:r>
-      <w:proofErr w:type="gramEnd"/>
-      <w:r>
-        <w:rPr>
-          <w:lang w:val="en-US"/>
-        </w:rPr>
-        <w:t>15),</w:t>
-      </w:r>
-    </w:p>
-    <w:p>
-      <w:pPr>
-        <w:pStyle w:val="ListParagraph"/>
-        <w:rPr>
-          <w:lang w:val="en-US"/>
-        </w:rPr>
-      </w:pPr>
-      <w:r>
-        <w:rPr>
-          <w:lang w:val="en-US"/>
-        </w:rPr>
-        <w:t xml:space="preserve">modify </w:t>
-      </w:r>
-      <w:proofErr w:type="spellStart"/>
-      <w:r>
-        <w:rPr>
-          <w:lang w:val="en-US"/>
-        </w:rPr>
-        <w:t>job_title</w:t>
-      </w:r>
-      <w:proofErr w:type="spellEnd"/>
-      <w:r>
-        <w:rPr>
-          <w:lang w:val="en-US"/>
-        </w:rPr>
-        <w:t xml:space="preserve"> </w:t>
-      </w:r>
-      <w:proofErr w:type="gramStart"/>
-      <w:r>
-        <w:rPr>
-          <w:lang w:val="en-US"/>
-        </w:rPr>
-        <w:t>varchar(</w:t>
-      </w:r>
-      <w:proofErr w:type="gramEnd"/>
-      <w:r>
-        <w:rPr>
-          <w:lang w:val="en-US"/>
-        </w:rPr>
-        <w:t>50),</w:t>
-      </w:r>
-    </w:p>
-    <w:p>
-      <w:pPr>
-        <w:pStyle w:val="ListParagraph"/>
-        <w:rPr>
-          <w:lang w:val="en-US"/>
-        </w:rPr>
-      </w:pPr>
-      <w:r>
-        <w:rPr>
-          <w:lang w:val="en-US"/>
-        </w:rPr>
-        <w:t xml:space="preserve">modify company </w:t>
-      </w:r>
-      <w:proofErr w:type="gramStart"/>
-      <w:r>
-        <w:rPr>
-          <w:lang w:val="en-US"/>
-        </w:rPr>
-        <w:t>varchar(</w:t>
-      </w:r>
-      <w:proofErr w:type="gramEnd"/>
-      <w:r>
-        <w:rPr>
-          <w:lang w:val="en-US"/>
-        </w:rPr>
-        <w:t>25),</w:t>
-      </w:r>
-    </w:p>
-    <w:p>
-      <w:pPr>
-        <w:pStyle w:val="ListParagraph"/>
-        <w:rPr>
-          <w:lang w:val="en-US"/>
-        </w:rPr>
-      </w:pPr>
-      <w:r>
-        <w:rPr>
-          <w:lang w:val="en-US"/>
-        </w:rPr>
-        <w:t xml:space="preserve">modify sector </w:t>
-      </w:r>
-      <w:proofErr w:type="gramStart"/>
-      <w:r>
-        <w:rPr>
-          <w:lang w:val="en-US"/>
-        </w:rPr>
-        <w:t>varchar(</w:t>
-      </w:r>
-      <w:proofErr w:type="gramEnd"/>
-      <w:r>
-        <w:rPr>
-          <w:lang w:val="en-US"/>
-        </w:rPr>
-        <w:t>15),</w:t>
-      </w:r>
-    </w:p>
-    <w:p>
-      <w:pPr>
-        <w:pStyle w:val="ListParagraph"/>
-        <w:rPr>
-          <w:lang w:val="en-US"/>
-        </w:rPr>
-      </w:pPr>
-      <w:r>
-        <w:rPr>
-          <w:lang w:val="en-US"/>
-        </w:rPr>
-        <w:t xml:space="preserve">modify country </w:t>
-      </w:r>
-      <w:proofErr w:type="gramStart"/>
-      <w:r>
-        <w:rPr>
-          <w:lang w:val="en-US"/>
-        </w:rPr>
-        <w:t>varchar(</w:t>
-      </w:r>
-      <w:proofErr w:type="gramEnd"/>
-      <w:r>
-        <w:rPr>
-          <w:lang w:val="en-US"/>
-        </w:rPr>
-        <w:t>50),</w:t>
-      </w:r>
-    </w:p>
-    <w:p>
-      <w:pPr>
-        <w:pStyle w:val="ListParagraph"/>
-        <w:rPr>
-          <w:lang w:val="en-US"/>
-        </w:rPr>
-      </w:pPr>
-      <w:r>
-        <w:rPr>
-          <w:lang w:val="en-US"/>
-        </w:rPr>
-        <w:t xml:space="preserve">modify </w:t>
-      </w:r>
-      <w:proofErr w:type="spellStart"/>
-      <w:r>
-        <w:rPr>
-          <w:lang w:val="en-US"/>
-        </w:rPr>
-        <w:t>remote_type</w:t>
-      </w:r>
-      <w:proofErr w:type="spellEnd"/>
-      <w:r>
-        <w:rPr>
-          <w:lang w:val="en-US"/>
-        </w:rPr>
-        <w:t xml:space="preserve"> </w:t>
-      </w:r>
-      <w:proofErr w:type="gramStart"/>
-      <w:r>
-        <w:rPr>
-          <w:lang w:val="en-US"/>
-        </w:rPr>
-        <w:t>varchar(</w:t>
-      </w:r>
-      <w:proofErr w:type="gramEnd"/>
-      <w:r>
-        <w:rPr>
-          <w:lang w:val="en-US"/>
-        </w:rPr>
-        <w:t>15),</w:t>
-      </w:r>
-    </w:p>
-    <w:p>
-      <w:pPr>
-        <w:pStyle w:val="ListParagraph"/>
-        <w:rPr>
-          <w:lang w:val="en-US"/>
-        </w:rPr>
-      </w:pPr>
-      <w:r>
-        <w:rPr>
-          <w:lang w:val="en-US"/>
-        </w:rPr>
-        <w:t xml:space="preserve">modify </w:t>
-      </w:r>
-      <w:proofErr w:type="spellStart"/>
-      <w:r>
-        <w:rPr>
-          <w:lang w:val="en-US"/>
-        </w:rPr>
-        <w:t>experience_level</w:t>
-      </w:r>
-      <w:proofErr w:type="spellEnd"/>
-      <w:r>
-        <w:rPr>
-          <w:lang w:val="en-US"/>
-        </w:rPr>
-        <w:t xml:space="preserve"> </w:t>
-      </w:r>
-      <w:proofErr w:type="gramStart"/>
-      <w:r>
-        <w:rPr>
-          <w:lang w:val="en-US"/>
-        </w:rPr>
-        <w:t>varchar(</w:t>
-      </w:r>
-      <w:proofErr w:type="gramEnd"/>
-      <w:r>
-        <w:rPr>
-          <w:lang w:val="en-US"/>
-        </w:rPr>
-        <w:t>15),</w:t>
-      </w:r>
-    </w:p>
-    <w:p>
-      <w:pPr>
-        <w:pStyle w:val="ListParagraph"/>
-        <w:rPr>
-          <w:lang w:val="en-US"/>
-        </w:rPr>
-      </w:pPr>
-      <w:r>
-        <w:rPr>
-          <w:lang w:val="en-US"/>
-        </w:rPr>
-        <w:t xml:space="preserve">modify </w:t>
-      </w:r>
-      <w:proofErr w:type="spellStart"/>
-      <w:r>
-        <w:rPr>
-          <w:lang w:val="en-US"/>
-        </w:rPr>
-        <w:t>salary_usd_annual</w:t>
-      </w:r>
-      <w:proofErr w:type="spellEnd"/>
-      <w:r>
-        <w:rPr>
-          <w:lang w:val="en-US"/>
-        </w:rPr>
-        <w:t xml:space="preserve"> </w:t>
-      </w:r>
-      <w:proofErr w:type="gramStart"/>
-      <w:r>
-        <w:rPr>
-          <w:lang w:val="en-US"/>
-        </w:rPr>
-        <w:t>decimal(</w:t>
-      </w:r>
-      <w:proofErr w:type="gramEnd"/>
-      <w:r>
-        <w:rPr>
-          <w:lang w:val="en-US"/>
-        </w:rPr>
-        <w:t>12,2),</w:t>
-      </w:r>
-    </w:p>
-    <w:p>
-      <w:pPr>
-        <w:pStyle w:val="ListParagraph"/>
-        <w:rPr>
-          <w:lang w:val="en-US"/>
-        </w:rPr>
-      </w:pPr>
-      <w:r>
-        <w:rPr>
-          <w:lang w:val="en-US"/>
-        </w:rPr>
-        <w:t xml:space="preserve">modify </w:t>
-      </w:r>
-      <w:proofErr w:type="spellStart"/>
-      <w:r>
-        <w:rPr>
-          <w:lang w:val="en-US"/>
-        </w:rPr>
-        <w:t>required_skills</w:t>
-      </w:r>
-      <w:proofErr w:type="spellEnd"/>
-      <w:r>
-        <w:rPr>
-          <w:lang w:val="en-US"/>
-        </w:rPr>
-        <w:t xml:space="preserve"> text,</w:t>
-      </w:r>
-    </w:p>
-    <w:p>
-      <w:pPr>
-        <w:pStyle w:val="ListParagraph"/>
-        <w:rPr>
-          <w:lang w:val="en-US"/>
-        </w:rPr>
-      </w:pPr>
-      <w:r>
-        <w:rPr>
-          <w:lang w:val="en-US"/>
-        </w:rPr>
-        <w:t xml:space="preserve">modify </w:t>
-      </w:r>
-      <w:proofErr w:type="spellStart"/>
-      <w:r>
-        <w:rPr>
-          <w:lang w:val="en-US"/>
-        </w:rPr>
-        <w:t>primary_llm_mentioned</w:t>
-      </w:r>
-      <w:proofErr w:type="spellEnd"/>
-      <w:r>
-        <w:rPr>
-          <w:lang w:val="en-US"/>
-        </w:rPr>
-        <w:t xml:space="preserve"> </w:t>
-      </w:r>
-      <w:proofErr w:type="gramStart"/>
-      <w:r>
-        <w:rPr>
-          <w:lang w:val="en-US"/>
-        </w:rPr>
-        <w:t>varchar(</w:t>
-      </w:r>
-      <w:proofErr w:type="gramEnd"/>
-      <w:r>
-        <w:rPr>
-          <w:lang w:val="en-US"/>
-        </w:rPr>
-        <w:t>25),</w:t>
-      </w:r>
-    </w:p>
-    <w:p>
-      <w:pPr>
-        <w:pStyle w:val="ListParagraph"/>
-        <w:rPr>
-          <w:lang w:val="en-US"/>
-        </w:rPr>
-      </w:pPr>
-      <w:r>
-        <w:rPr>
-          <w:lang w:val="en-US"/>
-        </w:rPr>
-        <w:t xml:space="preserve">modify </w:t>
-      </w:r>
-      <w:proofErr w:type="spellStart"/>
-      <w:r>
-        <w:rPr>
-          <w:lang w:val="en-US"/>
-        </w:rPr>
-        <w:t>education_required</w:t>
-      </w:r>
-      <w:proofErr w:type="spellEnd"/>
-      <w:r>
-        <w:rPr>
-          <w:lang w:val="en-US"/>
-        </w:rPr>
-        <w:t xml:space="preserve"> </w:t>
-      </w:r>
-      <w:proofErr w:type="gramStart"/>
-      <w:r>
-        <w:rPr>
-          <w:lang w:val="en-US"/>
-        </w:rPr>
-        <w:t>varchar(</w:t>
-      </w:r>
-      <w:proofErr w:type="gramEnd"/>
-      <w:r>
-        <w:rPr>
-          <w:lang w:val="en-US"/>
-        </w:rPr>
-        <w:t>25),</w:t>
-      </w:r>
-    </w:p>
-    <w:p>
-      <w:pPr>
-        <w:pStyle w:val="ListParagraph"/>
-        <w:rPr>
-          <w:lang w:val="en-US"/>
-        </w:rPr>
-      </w:pPr>
-      <w:r>
-        <w:rPr>
-          <w:lang w:val="en-US"/>
-        </w:rPr>
-        <w:t xml:space="preserve">modify </w:t>
-      </w:r>
-      <w:proofErr w:type="spellStart"/>
-      <w:r>
-        <w:rPr>
-          <w:lang w:val="en-US"/>
-        </w:rPr>
-        <w:t>date_posted</w:t>
-      </w:r>
-      <w:proofErr w:type="spellEnd"/>
-      <w:r>
-        <w:rPr>
-          <w:lang w:val="en-US"/>
-        </w:rPr>
-        <w:t xml:space="preserve"> date,</w:t>
-      </w:r>
-    </w:p>
-    <w:p>
-      <w:pPr>
-        <w:pStyle w:val="ListParagraph"/>
-        <w:rPr>
-          <w:lang w:val="en-US"/>
-        </w:rPr>
-      </w:pPr>
-      <w:r>
-        <w:rPr>
-          <w:lang w:val="en-US"/>
-        </w:rPr>
-        <w:t xml:space="preserve">modify </w:t>
-      </w:r>
-      <w:proofErr w:type="spellStart"/>
-      <w:r>
-        <w:rPr>
-          <w:lang w:val="en-US"/>
-        </w:rPr>
-        <w:t>applies_count</w:t>
-      </w:r>
-      <w:proofErr w:type="spellEnd"/>
-      <w:r>
-        <w:rPr>
-          <w:lang w:val="en-US"/>
-        </w:rPr>
-        <w:t xml:space="preserve"> int,</w:t>
-      </w:r>
-    </w:p>
-    <w:p>
-      <w:pPr>
-        <w:pStyle w:val="ListParagraph"/>
-        <w:rPr>
-          <w:lang w:val="en-US"/>
-        </w:rPr>
-      </w:pPr>
-      <w:r>
-        <w:rPr>
-          <w:lang w:val="en-US"/>
-        </w:rPr>
-        <w:t xml:space="preserve">modify </w:t>
-      </w:r>
-      <w:proofErr w:type="spellStart"/>
-      <w:r>
-        <w:rPr>
-          <w:lang w:val="en-US"/>
-        </w:rPr>
-        <w:t>visa_sponsorship</w:t>
-      </w:r>
-      <w:proofErr w:type="spellEnd"/>
-      <w:r>
-        <w:rPr>
-          <w:lang w:val="en-US"/>
-        </w:rPr>
-        <w:t xml:space="preserve"> </w:t>
-      </w:r>
-      <w:proofErr w:type="gramStart"/>
-      <w:r>
-        <w:rPr>
-          <w:lang w:val="en-US"/>
-        </w:rPr>
-        <w:t>varchar(</w:t>
-      </w:r>
-      <w:proofErr w:type="gramEnd"/>
-      <w:r>
-        <w:rPr>
-          <w:lang w:val="en-US"/>
-        </w:rPr>
-        <w:t>10),</w:t>
-      </w:r>
-    </w:p>
-    <w:p>
-      <w:pPr>
-        <w:pStyle w:val="ListParagraph"/>
-        <w:rPr>
-          <w:lang w:val="en-US"/>
-        </w:rPr>
-      </w:pPr>
-      <w:r>
-        <w:rPr>
-          <w:lang w:val="en-US"/>
-        </w:rPr>
-        <w:t xml:space="preserve">modify </w:t>
-      </w:r>
-      <w:proofErr w:type="spellStart"/>
-      <w:r>
-        <w:rPr>
-          <w:lang w:val="en-US"/>
-        </w:rPr>
-        <w:t>years_experience_min</w:t>
-      </w:r>
-      <w:proofErr w:type="spellEnd"/>
-      <w:r>
-        <w:rPr>
-          <w:lang w:val="en-US"/>
-        </w:rPr>
-        <w:t xml:space="preserve"> int,</w:t>
-      </w:r>
-    </w:p>
-    <w:p>
-      <w:pPr>
-        <w:pStyle w:val="ListParagraph"/>
-        <w:rPr>
-          <w:lang w:val="en-US"/>
-        </w:rPr>
-      </w:pPr>
-      <w:r>
-        <w:rPr>
-          <w:lang w:val="en-US"/>
-        </w:rPr>
-        <w:t xml:space="preserve">modify </w:t>
-      </w:r>
-      <w:proofErr w:type="spellStart"/>
-      <w:r>
-        <w:rPr>
-          <w:lang w:val="en-US"/>
-        </w:rPr>
-        <w:t>company_size</w:t>
-      </w:r>
-      <w:proofErr w:type="spellEnd"/>
-      <w:r>
-        <w:rPr>
-          <w:lang w:val="en-US"/>
-        </w:rPr>
-        <w:t xml:space="preserve"> </w:t>
-      </w:r>
-      <w:proofErr w:type="gramStart"/>
-      <w:r>
-        <w:rPr>
-          <w:lang w:val="en-US"/>
-        </w:rPr>
-        <w:t>varchar(</w:t>
-      </w:r>
-      <w:proofErr w:type="gramEnd"/>
-      <w:r>
-        <w:rPr>
-          <w:lang w:val="en-US"/>
-        </w:rPr>
-        <w:t>30),</w:t>
-      </w:r>
-    </w:p>
-    <w:p>
-      <w:pPr>
-        <w:pStyle w:val="ListParagraph"/>
-        <w:rPr>
-          <w:lang w:val="en-US"/>
-        </w:rPr>
-      </w:pPr>
-      <w:r>
-        <w:rPr>
-          <w:lang w:val="en-US"/>
-        </w:rPr>
-        <w:t xml:space="preserve">modify </w:t>
-      </w:r>
-      <w:proofErr w:type="spellStart"/>
-      <w:r>
-        <w:rPr>
-          <w:lang w:val="en-US"/>
-        </w:rPr>
-        <w:t>is_contract</w:t>
-      </w:r>
-      <w:proofErr w:type="spellEnd"/>
-      <w:r>
-        <w:rPr>
-          <w:lang w:val="en-US"/>
-        </w:rPr>
-        <w:t xml:space="preserve"> </w:t>
-      </w:r>
-      <w:proofErr w:type="gramStart"/>
-      <w:r>
-        <w:rPr>
-          <w:lang w:val="en-US"/>
-        </w:rPr>
-        <w:t>varchar(</w:t>
-      </w:r>
-      <w:proofErr w:type="gramEnd"/>
-      <w:r>
-        <w:rPr>
-          <w:lang w:val="en-US"/>
-        </w:rPr>
-        <w:t>15),</w:t>
-      </w:r>
-    </w:p>
-    <w:p>
-      <w:pPr>
-        <w:pStyle w:val="ListParagraph"/>
-        <w:rPr>
-          <w:lang w:val="en-US"/>
-        </w:rPr>
-      </w:pPr>
-      <w:r>
-        <w:rPr>
-          <w:lang w:val="en-US"/>
-        </w:rPr>
-        <w:t xml:space="preserve">modify </w:t>
-      </w:r>
-      <w:proofErr w:type="spellStart"/>
-      <w:r>
-        <w:rPr>
-          <w:lang w:val="en-US"/>
-        </w:rPr>
-        <w:t>has_equity</w:t>
-      </w:r>
-      <w:proofErr w:type="spellEnd"/>
-      <w:r>
-        <w:rPr>
-          <w:lang w:val="en-US"/>
-        </w:rPr>
-        <w:t xml:space="preserve"> </w:t>
-      </w:r>
-      <w:proofErr w:type="gramStart"/>
-      <w:r>
-        <w:rPr>
-          <w:lang w:val="en-US"/>
-        </w:rPr>
-        <w:t>varchar(</w:t>
-      </w:r>
-      <w:proofErr w:type="gramEnd"/>
-      <w:r>
-        <w:rPr>
-          <w:lang w:val="en-US"/>
-        </w:rPr>
-        <w:t>5),</w:t>
-      </w:r>
-    </w:p>
-    <w:p>
-      <w:pPr>
-        <w:pStyle w:val="ListParagraph"/>
-        <w:rPr>
-          <w:lang w:val="en-US"/>
-        </w:rPr>
-      </w:pPr>
-      <w:r>
-        <w:rPr>
-          <w:lang w:val="en-US"/>
-        </w:rPr>
-        <w:t xml:space="preserve">modify </w:t>
-      </w:r>
-      <w:proofErr w:type="spellStart"/>
-      <w:r>
-        <w:rPr>
-          <w:lang w:val="en-US"/>
-        </w:rPr>
-        <w:t>experience_years</w:t>
-      </w:r>
-      <w:proofErr w:type="spellEnd"/>
-      <w:r>
-        <w:rPr>
-          <w:lang w:val="en-US"/>
-        </w:rPr>
-        <w:t xml:space="preserve"> </w:t>
-      </w:r>
-      <w:proofErr w:type="gramStart"/>
-      <w:r>
-        <w:rPr>
-          <w:lang w:val="en-US"/>
-        </w:rPr>
-        <w:t>varchar(</w:t>
-      </w:r>
-      <w:proofErr w:type="gramEnd"/>
-      <w:r>
-        <w:rPr>
-          <w:lang w:val="en-US"/>
-        </w:rPr>
-        <w:t>5);</w:t>
+        <w:t>modify job_id varchar(15),</w:t>
+      </w:r>
+    </w:p>
+    <w:p>
+      <w:pPr>
+        <w:pStyle w:val="ListParagraph"/>
+        <w:rPr>
+          <w:lang w:val="en-US"/>
+        </w:rPr>
+      </w:pPr>
+      <w:r>
+        <w:rPr>
+          <w:lang w:val="en-US"/>
+        </w:rPr>
+        <w:t>modify job_title varchar(50),</w:t>
+      </w:r>
+    </w:p>
+    <w:p>
+      <w:pPr>
+        <w:pStyle w:val="ListParagraph"/>
+        <w:rPr>
+          <w:lang w:val="en-US"/>
+        </w:rPr>
+      </w:pPr>
+      <w:r>
+        <w:rPr>
+          <w:lang w:val="en-US"/>
+        </w:rPr>
+        <w:t>modify company varchar(25),</w:t>
+      </w:r>
+    </w:p>
+    <w:p>
+      <w:pPr>
+        <w:pStyle w:val="ListParagraph"/>
+        <w:rPr>
+          <w:lang w:val="en-US"/>
+        </w:rPr>
+      </w:pPr>
+      <w:r>
+        <w:rPr>
+          <w:lang w:val="en-US"/>
+        </w:rPr>
+        <w:t>modify sector varchar(15),</w:t>
+      </w:r>
+    </w:p>
+    <w:p>
+      <w:pPr>
+        <w:pStyle w:val="ListParagraph"/>
+        <w:rPr>
+          <w:lang w:val="en-US"/>
+        </w:rPr>
+      </w:pPr>
+      <w:r>
+        <w:rPr>
+          <w:lang w:val="en-US"/>
+        </w:rPr>
+        <w:t>modify country varchar(50),</w:t>
+      </w:r>
+    </w:p>
+    <w:p>
+      <w:pPr>
+        <w:pStyle w:val="ListParagraph"/>
+        <w:rPr>
+          <w:lang w:val="en-US"/>
+        </w:rPr>
+      </w:pPr>
+      <w:r>
+        <w:rPr>
+          <w:lang w:val="en-US"/>
+        </w:rPr>
+        <w:t>modify remote_type varchar(15),</w:t>
+      </w:r>
+    </w:p>
+    <w:p>
+      <w:pPr>
+        <w:pStyle w:val="ListParagraph"/>
+        <w:rPr>
+          <w:lang w:val="en-US"/>
+        </w:rPr>
+      </w:pPr>
+      <w:r>
+        <w:rPr>
+          <w:lang w:val="en-US"/>
+        </w:rPr>
+        <w:t>modify experience_level varchar(15),</w:t>
+      </w:r>
+    </w:p>
+    <w:p>
+      <w:pPr>
+        <w:pStyle w:val="ListParagraph"/>
+        <w:rPr>
+          <w:lang w:val="en-US"/>
+        </w:rPr>
+      </w:pPr>
+      <w:r>
+        <w:rPr>
+          <w:lang w:val="en-US"/>
+        </w:rPr>
+        <w:t>modify salary_usd_annual decimal(12,2),</w:t>
+      </w:r>
+    </w:p>
+    <w:p>
+      <w:pPr>
+        <w:pStyle w:val="ListParagraph"/>
+        <w:rPr>
+          <w:lang w:val="en-US"/>
+        </w:rPr>
+      </w:pPr>
+      <w:r>
+        <w:rPr>
+          <w:lang w:val="en-US"/>
+        </w:rPr>
+        <w:t>modify required_skills text,</w:t>
+      </w:r>
+    </w:p>
+    <w:p>
+      <w:pPr>
+        <w:pStyle w:val="ListParagraph"/>
+        <w:rPr>
+          <w:lang w:val="en-US"/>
+        </w:rPr>
+      </w:pPr>
+      <w:r>
+        <w:rPr>
+          <w:lang w:val="en-US"/>
+        </w:rPr>
+        <w:t>modify primary_llm_mentioned varchar(25),</w:t>
+      </w:r>
+    </w:p>
+    <w:p>
+      <w:pPr>
+        <w:pStyle w:val="ListParagraph"/>
+        <w:rPr>
+          <w:lang w:val="en-US"/>
+        </w:rPr>
+      </w:pPr>
+      <w:r>
+        <w:rPr>
+          <w:lang w:val="en-US"/>
+        </w:rPr>
+        <w:t>modify education_required varchar(25),</w:t>
+      </w:r>
+    </w:p>
+    <w:p>
+      <w:pPr>
+        <w:pStyle w:val="ListParagraph"/>
+        <w:rPr>
+          <w:lang w:val="en-US"/>
+        </w:rPr>
+      </w:pPr>
+      <w:r>
+        <w:rPr>
+          <w:lang w:val="en-US"/>
+        </w:rPr>
+        <w:t>modify date_posted date,</w:t>
+      </w:r>
+    </w:p>
+    <w:p>
+      <w:pPr>
+        <w:pStyle w:val="ListParagraph"/>
+        <w:rPr>
+          <w:lang w:val="en-US"/>
+        </w:rPr>
+      </w:pPr>
+      <w:r>
+        <w:rPr>
+          <w:lang w:val="en-US"/>
+        </w:rPr>
+        <w:t>modify applies_count int,</w:t>
+      </w:r>
+    </w:p>
+    <w:p>
+      <w:pPr>
+        <w:pStyle w:val="ListParagraph"/>
+        <w:rPr>
+          <w:lang w:val="en-US"/>
+        </w:rPr>
+      </w:pPr>
+      <w:r>
+        <w:rPr>
+          <w:lang w:val="en-US"/>
+        </w:rPr>
+        <w:t>modify visa_sponsorship varchar(10),</w:t>
+      </w:r>
+    </w:p>
+    <w:p>
+      <w:pPr>
+        <w:pStyle w:val="ListParagraph"/>
+        <w:rPr>
+          <w:lang w:val="en-US"/>
+        </w:rPr>
+      </w:pPr>
+      <w:r>
+        <w:rPr>
+          <w:lang w:val="en-US"/>
+        </w:rPr>
+        <w:t>modify years_experience_min int,</w:t>
+      </w:r>
+    </w:p>
+    <w:p>
+      <w:pPr>
+        <w:pStyle w:val="ListParagraph"/>
+        <w:rPr>
+          <w:lang w:val="en-US"/>
+        </w:rPr>
+      </w:pPr>
+      <w:r>
+        <w:rPr>
+          <w:lang w:val="en-US"/>
+        </w:rPr>
+        <w:t>modify company_size varchar(30),</w:t>
+      </w:r>
+    </w:p>
+    <w:p>
+      <w:pPr>
+        <w:pStyle w:val="ListParagraph"/>
+        <w:rPr>
+          <w:lang w:val="en-US"/>
+        </w:rPr>
+      </w:pPr>
+      <w:r>
+        <w:rPr>
+          <w:lang w:val="en-US"/>
+        </w:rPr>
+        <w:t>modify is_contract varchar(15),</w:t>
+      </w:r>
+    </w:p>
+    <w:p>
+      <w:pPr>
+        <w:pStyle w:val="ListParagraph"/>
+        <w:rPr>
+          <w:lang w:val="en-US"/>
+        </w:rPr>
+      </w:pPr>
+      <w:r>
+        <w:rPr>
+          <w:lang w:val="en-US"/>
+        </w:rPr>
+        <w:t>modify has_equity varchar(5),</w:t>
+      </w:r>
+    </w:p>
+    <w:p>
+      <w:pPr>
+        <w:pStyle w:val="ListParagraph"/>
+        <w:rPr>
+          <w:lang w:val="en-US"/>
+        </w:rPr>
+      </w:pPr>
+      <w:r>
+        <w:rPr>
+          <w:lang w:val="en-US"/>
+        </w:rPr>
+        <w:t>modify experience_years varchar(5);</w:t>
       </w:r>
     </w:p>
     <w:p>
@@ -4150,21 +2366,7 @@
         <w:rPr>
           <w:lang w:val="en-US"/>
         </w:rPr>
-        <w:t>add primary key(</w:t>
-      </w:r>
-      <w:proofErr w:type="spellStart"/>
-      <w:r>
-        <w:rPr>
-          <w:lang w:val="en-US"/>
-        </w:rPr>
-        <w:t>job_id</w:t>
-      </w:r>
-      <w:proofErr w:type="spellEnd"/>
-      <w:r>
-        <w:rPr>
-          <w:lang w:val="en-US"/>
-        </w:rPr>
-        <w:t>);</w:t>
+        <w:t>add primary key(job_id);</w:t>
       </w:r>
     </w:p>
     <w:p>
